--- a/WieDoetWat.docx
+++ b/WieDoetWat.docx
@@ -13,11 +13,10 @@
           <w:kern w:val="0"/>
           <w:sz w:val="32"/>
           <w:szCs w:val="32"/>
-          <w:lang w:val="en-BE" w:eastAsia="en-BE"/>
-          <w14:ligatures w14:val="none"/>
-        </w:rPr>
-      </w:pPr>
-      <w:proofErr w:type="gramStart"/>
+          <w:lang w:eastAsia="en-BE"/>
+          <w14:ligatures w14:val="none"/>
+        </w:rPr>
+      </w:pPr>
       <w:r>
         <w:rPr>
           <w:rFonts w:ascii="Times New Roman" w:eastAsia="Times New Roman" w:hAnsi="Times New Roman" w:cs="Times New Roman"/>
@@ -29,22 +28,8 @@
           <w:lang w:eastAsia="en-BE"/>
           <w14:ligatures w14:val="none"/>
         </w:rPr>
-        <w:t>Dashboard</w:t>
-      </w:r>
-      <w:r>
-        <w:rPr>
-          <w:rFonts w:ascii="Times New Roman" w:eastAsia="Times New Roman" w:hAnsi="Times New Roman" w:cs="Times New Roman"/>
-          <w:i/>
-          <w:iCs/>
-          <w:kern w:val="0"/>
-          <w:sz w:val="32"/>
-          <w:szCs w:val="32"/>
-          <w:lang w:val="en-BE" w:eastAsia="en-BE"/>
-          <w14:ligatures w14:val="none"/>
-        </w:rPr>
-        <w:t xml:space="preserve">  (</w:t>
-      </w:r>
-      <w:proofErr w:type="gramEnd"/>
+        <w:t>Dashboard  (</w:t>
+      </w:r>
       <w:r>
         <w:rPr>
           <w:rFonts w:ascii="Times New Roman" w:eastAsia="Times New Roman" w:hAnsi="Times New Roman" w:cs="Times New Roman"/>
@@ -55,7 +40,7 @@
           <w:kern w:val="0"/>
           <w:sz w:val="32"/>
           <w:szCs w:val="32"/>
-          <w:lang w:val="en-BE" w:eastAsia="en-BE"/>
+          <w:lang w:eastAsia="en-BE"/>
           <w14:ligatures w14:val="none"/>
         </w:rPr>
         <w:t>Daniel</w:t>
@@ -68,7 +53,7 @@
           <w:kern w:val="0"/>
           <w:sz w:val="32"/>
           <w:szCs w:val="32"/>
-          <w:lang w:val="en-BE" w:eastAsia="en-BE"/>
+          <w:lang w:eastAsia="en-BE"/>
           <w14:ligatures w14:val="none"/>
         </w:rPr>
         <w:t>)</w:t>
@@ -88,45 +73,14 @@
           <w14:ligatures w14:val="none"/>
         </w:rPr>
       </w:pPr>
-      <w:proofErr w:type="spellStart"/>
-      <w:r>
-        <w:rPr>
-          <w:rFonts w:ascii="Times New Roman" w:eastAsia="Times New Roman" w:hAnsi="Times New Roman" w:cs="Times New Roman"/>
-          <w:kern w:val="0"/>
-          <w:lang w:eastAsia="en-BE"/>
-          <w14:ligatures w14:val="none"/>
-        </w:rPr>
-        <w:t>actieve</w:t>
-      </w:r>
-      <w:proofErr w:type="spellEnd"/>
-      <w:r>
-        <w:rPr>
-          <w:rFonts w:ascii="Times New Roman" w:eastAsia="Times New Roman" w:hAnsi="Times New Roman" w:cs="Times New Roman"/>
-          <w:kern w:val="0"/>
-          <w:lang w:eastAsia="en-BE"/>
-          <w14:ligatures w14:val="none"/>
-        </w:rPr>
-        <w:t xml:space="preserve"> </w:t>
-      </w:r>
-      <w:proofErr w:type="spellStart"/>
-      <w:r>
-        <w:rPr>
-          <w:rFonts w:ascii="Times New Roman" w:eastAsia="Times New Roman" w:hAnsi="Times New Roman" w:cs="Times New Roman"/>
-          <w:kern w:val="0"/>
-          <w:lang w:eastAsia="en-BE"/>
-          <w14:ligatures w14:val="none"/>
-        </w:rPr>
-        <w:t>competitie</w:t>
-      </w:r>
-      <w:proofErr w:type="spellEnd"/>
-      <w:r>
-        <w:rPr>
-          <w:rFonts w:ascii="Times New Roman" w:eastAsia="Times New Roman" w:hAnsi="Times New Roman" w:cs="Times New Roman"/>
-          <w:kern w:val="0"/>
-          <w:lang w:eastAsia="en-BE"/>
-          <w14:ligatures w14:val="none"/>
-        </w:rPr>
-        <w:t xml:space="preserve"> </w:t>
+      <w:r>
+        <w:rPr>
+          <w:rFonts w:ascii="Times New Roman" w:eastAsia="Times New Roman" w:hAnsi="Times New Roman" w:cs="Times New Roman"/>
+          <w:kern w:val="0"/>
+          <w:lang w:eastAsia="en-BE"/>
+          <w14:ligatures w14:val="none"/>
+        </w:rPr>
+        <w:t xml:space="preserve">actieve competitie </w:t>
       </w:r>
     </w:p>
     <w:p>
@@ -143,45 +97,14 @@
           <w14:ligatures w14:val="none"/>
         </w:rPr>
       </w:pPr>
-      <w:proofErr w:type="spellStart"/>
-      <w:r>
-        <w:rPr>
-          <w:rFonts w:ascii="Times New Roman" w:eastAsia="Times New Roman" w:hAnsi="Times New Roman" w:cs="Times New Roman"/>
-          <w:kern w:val="0"/>
-          <w:lang w:eastAsia="en-BE"/>
-          <w14:ligatures w14:val="none"/>
-        </w:rPr>
-        <w:t>volgende</w:t>
-      </w:r>
-      <w:proofErr w:type="spellEnd"/>
-      <w:r>
-        <w:rPr>
-          <w:rFonts w:ascii="Times New Roman" w:eastAsia="Times New Roman" w:hAnsi="Times New Roman" w:cs="Times New Roman"/>
-          <w:kern w:val="0"/>
-          <w:lang w:eastAsia="en-BE"/>
-          <w14:ligatures w14:val="none"/>
-        </w:rPr>
-        <w:t xml:space="preserve"> </w:t>
-      </w:r>
-      <w:proofErr w:type="spellStart"/>
-      <w:r>
-        <w:rPr>
-          <w:rFonts w:ascii="Times New Roman" w:eastAsia="Times New Roman" w:hAnsi="Times New Roman" w:cs="Times New Roman"/>
-          <w:kern w:val="0"/>
-          <w:lang w:eastAsia="en-BE"/>
-          <w14:ligatures w14:val="none"/>
-        </w:rPr>
-        <w:t>rit</w:t>
-      </w:r>
-      <w:proofErr w:type="spellEnd"/>
-      <w:r>
-        <w:rPr>
-          <w:rFonts w:ascii="Times New Roman" w:eastAsia="Times New Roman" w:hAnsi="Times New Roman" w:cs="Times New Roman"/>
-          <w:kern w:val="0"/>
-          <w:lang w:eastAsia="en-BE"/>
-          <w14:ligatures w14:val="none"/>
-        </w:rPr>
-        <w:t xml:space="preserve"> </w:t>
+      <w:r>
+        <w:rPr>
+          <w:rFonts w:ascii="Times New Roman" w:eastAsia="Times New Roman" w:hAnsi="Times New Roman" w:cs="Times New Roman"/>
+          <w:kern w:val="0"/>
+          <w:lang w:eastAsia="en-BE"/>
+          <w14:ligatures w14:val="none"/>
+        </w:rPr>
+        <w:t xml:space="preserve">volgende rit </w:t>
       </w:r>
     </w:p>
     <w:p>
@@ -198,25 +121,14 @@
           <w14:ligatures w14:val="none"/>
         </w:rPr>
       </w:pPr>
-      <w:proofErr w:type="spellStart"/>
-      <w:r>
-        <w:rPr>
-          <w:rFonts w:ascii="Times New Roman" w:eastAsia="Times New Roman" w:hAnsi="Times New Roman" w:cs="Times New Roman"/>
-          <w:kern w:val="0"/>
-          <w:lang w:eastAsia="en-BE"/>
-          <w14:ligatures w14:val="none"/>
-        </w:rPr>
-        <w:t>huidige</w:t>
-      </w:r>
-      <w:proofErr w:type="spellEnd"/>
-      <w:r>
-        <w:rPr>
-          <w:rFonts w:ascii="Times New Roman" w:eastAsia="Times New Roman" w:hAnsi="Times New Roman" w:cs="Times New Roman"/>
-          <w:kern w:val="0"/>
-          <w:lang w:eastAsia="en-BE"/>
-          <w14:ligatures w14:val="none"/>
-        </w:rPr>
-        <w:t xml:space="preserve"> ranking </w:t>
+      <w:r>
+        <w:rPr>
+          <w:rFonts w:ascii="Times New Roman" w:eastAsia="Times New Roman" w:hAnsi="Times New Roman" w:cs="Times New Roman"/>
+          <w:kern w:val="0"/>
+          <w:lang w:eastAsia="en-BE"/>
+          <w14:ligatures w14:val="none"/>
+        </w:rPr>
+        <w:t xml:space="preserve">huidige ranking </w:t>
       </w:r>
     </w:p>
     <w:p>
@@ -233,45 +145,14 @@
           <w14:ligatures w14:val="none"/>
         </w:rPr>
       </w:pPr>
-      <w:proofErr w:type="spellStart"/>
-      <w:r>
-        <w:rPr>
-          <w:rFonts w:ascii="Times New Roman" w:eastAsia="Times New Roman" w:hAnsi="Times New Roman" w:cs="Times New Roman"/>
-          <w:kern w:val="0"/>
-          <w:lang w:eastAsia="en-BE"/>
-          <w14:ligatures w14:val="none"/>
-        </w:rPr>
-        <w:t>laatste</w:t>
-      </w:r>
-      <w:proofErr w:type="spellEnd"/>
-      <w:r>
-        <w:rPr>
-          <w:rFonts w:ascii="Times New Roman" w:eastAsia="Times New Roman" w:hAnsi="Times New Roman" w:cs="Times New Roman"/>
-          <w:kern w:val="0"/>
-          <w:lang w:eastAsia="en-BE"/>
-          <w14:ligatures w14:val="none"/>
-        </w:rPr>
-        <w:t xml:space="preserve"> </w:t>
-      </w:r>
-      <w:proofErr w:type="spellStart"/>
-      <w:r>
-        <w:rPr>
-          <w:rFonts w:ascii="Times New Roman" w:eastAsia="Times New Roman" w:hAnsi="Times New Roman" w:cs="Times New Roman"/>
-          <w:kern w:val="0"/>
-          <w:lang w:eastAsia="en-BE"/>
-          <w14:ligatures w14:val="none"/>
-        </w:rPr>
-        <w:t>resultaten</w:t>
-      </w:r>
-      <w:proofErr w:type="spellEnd"/>
-      <w:r>
-        <w:rPr>
-          <w:rFonts w:ascii="Times New Roman" w:eastAsia="Times New Roman" w:hAnsi="Times New Roman" w:cs="Times New Roman"/>
-          <w:kern w:val="0"/>
-          <w:lang w:eastAsia="en-BE"/>
-          <w14:ligatures w14:val="none"/>
-        </w:rPr>
-        <w:t xml:space="preserve"> </w:t>
+      <w:r>
+        <w:rPr>
+          <w:rFonts w:ascii="Times New Roman" w:eastAsia="Times New Roman" w:hAnsi="Times New Roman" w:cs="Times New Roman"/>
+          <w:kern w:val="0"/>
+          <w:lang w:eastAsia="en-BE"/>
+          <w14:ligatures w14:val="none"/>
+        </w:rPr>
+        <w:t xml:space="preserve">laatste resultaten </w:t>
       </w:r>
     </w:p>
     <w:p>
@@ -285,7 +166,7 @@
           <w:kern w:val="0"/>
           <w:sz w:val="36"/>
           <w:szCs w:val="36"/>
-          <w:lang w:val="en-BE" w:eastAsia="en-BE"/>
+          <w:lang w:eastAsia="en-BE"/>
           <w14:ligatures w14:val="none"/>
         </w:rPr>
       </w:pPr>
@@ -302,7 +183,6 @@
         </w:rPr>
         <w:t xml:space="preserve"> </w:t>
       </w:r>
-      <w:proofErr w:type="spellStart"/>
       <w:r>
         <w:rPr>
           <w:rFonts w:ascii="Times New Roman" w:eastAsia="Times New Roman" w:hAnsi="Times New Roman" w:cs="Times New Roman"/>
@@ -314,21 +194,7 @@
           <w:lang w:eastAsia="en-BE"/>
           <w14:ligatures w14:val="none"/>
         </w:rPr>
-        <w:t>Competitiebeheer</w:t>
-      </w:r>
-      <w:proofErr w:type="spellEnd"/>
-      <w:r>
-        <w:rPr>
-          <w:rFonts w:ascii="Times New Roman" w:eastAsia="Times New Roman" w:hAnsi="Times New Roman" w:cs="Times New Roman"/>
-          <w:i/>
-          <w:iCs/>
-          <w:kern w:val="0"/>
-          <w:sz w:val="32"/>
-          <w:szCs w:val="32"/>
-          <w:lang w:val="en-BE" w:eastAsia="en-BE"/>
-          <w14:ligatures w14:val="none"/>
-        </w:rPr>
-        <w:t xml:space="preserve"> (</w:t>
+        <w:t>Competitiebeheer (</w:t>
       </w:r>
       <w:r>
         <w:rPr>
@@ -340,7 +206,7 @@
           <w:kern w:val="0"/>
           <w:sz w:val="32"/>
           <w:szCs w:val="32"/>
-          <w:lang w:val="en-BE" w:eastAsia="en-BE"/>
+          <w:lang w:eastAsia="en-BE"/>
           <w14:ligatures w14:val="none"/>
         </w:rPr>
         <w:t>SAID</w:t>
@@ -353,7 +219,7 @@
           <w:kern w:val="0"/>
           <w:sz w:val="32"/>
           <w:szCs w:val="32"/>
-          <w:lang w:val="en-BE" w:eastAsia="en-BE"/>
+          <w:lang w:eastAsia="en-BE"/>
           <w14:ligatures w14:val="none"/>
         </w:rPr>
         <w:t>)</w:t>
@@ -373,45 +239,14 @@
           <w14:ligatures w14:val="none"/>
         </w:rPr>
       </w:pPr>
-      <w:proofErr w:type="spellStart"/>
-      <w:r>
-        <w:rPr>
-          <w:rFonts w:ascii="Times New Roman" w:eastAsia="Times New Roman" w:hAnsi="Times New Roman" w:cs="Times New Roman"/>
-          <w:kern w:val="0"/>
-          <w:lang w:eastAsia="en-BE"/>
-          <w14:ligatures w14:val="none"/>
-        </w:rPr>
-        <w:t>nieuwe</w:t>
-      </w:r>
-      <w:proofErr w:type="spellEnd"/>
-      <w:r>
-        <w:rPr>
-          <w:rFonts w:ascii="Times New Roman" w:eastAsia="Times New Roman" w:hAnsi="Times New Roman" w:cs="Times New Roman"/>
-          <w:kern w:val="0"/>
-          <w:lang w:eastAsia="en-BE"/>
-          <w14:ligatures w14:val="none"/>
-        </w:rPr>
-        <w:t xml:space="preserve"> Tour/Giro/Vuelta </w:t>
-      </w:r>
-      <w:proofErr w:type="spellStart"/>
-      <w:r>
-        <w:rPr>
-          <w:rFonts w:ascii="Times New Roman" w:eastAsia="Times New Roman" w:hAnsi="Times New Roman" w:cs="Times New Roman"/>
-          <w:kern w:val="0"/>
-          <w:lang w:eastAsia="en-BE"/>
-          <w14:ligatures w14:val="none"/>
-        </w:rPr>
-        <w:t>aanmaken</w:t>
-      </w:r>
-      <w:proofErr w:type="spellEnd"/>
-      <w:r>
-        <w:rPr>
-          <w:rFonts w:ascii="Times New Roman" w:eastAsia="Times New Roman" w:hAnsi="Times New Roman" w:cs="Times New Roman"/>
-          <w:kern w:val="0"/>
-          <w:lang w:eastAsia="en-BE"/>
-          <w14:ligatures w14:val="none"/>
-        </w:rPr>
-        <w:t xml:space="preserve"> </w:t>
+      <w:r>
+        <w:rPr>
+          <w:rFonts w:ascii="Times New Roman" w:eastAsia="Times New Roman" w:hAnsi="Times New Roman" w:cs="Times New Roman"/>
+          <w:kern w:val="0"/>
+          <w:lang w:eastAsia="en-BE"/>
+          <w14:ligatures w14:val="none"/>
+        </w:rPr>
+        <w:t xml:space="preserve">nieuwe Tour/Giro/Vuelta aanmaken </w:t>
       </w:r>
     </w:p>
     <w:p>
@@ -428,45 +263,14 @@
           <w14:ligatures w14:val="none"/>
         </w:rPr>
       </w:pPr>
-      <w:proofErr w:type="spellStart"/>
-      <w:r>
-        <w:rPr>
-          <w:rFonts w:ascii="Times New Roman" w:eastAsia="Times New Roman" w:hAnsi="Times New Roman" w:cs="Times New Roman"/>
-          <w:kern w:val="0"/>
-          <w:lang w:eastAsia="en-BE"/>
-          <w14:ligatures w14:val="none"/>
-        </w:rPr>
-        <w:t>jaar</w:t>
-      </w:r>
-      <w:proofErr w:type="spellEnd"/>
-      <w:r>
-        <w:rPr>
-          <w:rFonts w:ascii="Times New Roman" w:eastAsia="Times New Roman" w:hAnsi="Times New Roman" w:cs="Times New Roman"/>
-          <w:kern w:val="0"/>
-          <w:lang w:eastAsia="en-BE"/>
-          <w14:ligatures w14:val="none"/>
-        </w:rPr>
-        <w:t xml:space="preserve"> </w:t>
-      </w:r>
-      <w:proofErr w:type="spellStart"/>
-      <w:r>
-        <w:rPr>
-          <w:rFonts w:ascii="Times New Roman" w:eastAsia="Times New Roman" w:hAnsi="Times New Roman" w:cs="Times New Roman"/>
-          <w:kern w:val="0"/>
-          <w:lang w:eastAsia="en-BE"/>
-          <w14:ligatures w14:val="none"/>
-        </w:rPr>
-        <w:t>kiezen</w:t>
-      </w:r>
-      <w:proofErr w:type="spellEnd"/>
-      <w:r>
-        <w:rPr>
-          <w:rFonts w:ascii="Times New Roman" w:eastAsia="Times New Roman" w:hAnsi="Times New Roman" w:cs="Times New Roman"/>
-          <w:kern w:val="0"/>
-          <w:lang w:eastAsia="en-BE"/>
-          <w14:ligatures w14:val="none"/>
-        </w:rPr>
-        <w:t xml:space="preserve"> </w:t>
+      <w:r>
+        <w:rPr>
+          <w:rFonts w:ascii="Times New Roman" w:eastAsia="Times New Roman" w:hAnsi="Times New Roman" w:cs="Times New Roman"/>
+          <w:kern w:val="0"/>
+          <w:lang w:eastAsia="en-BE"/>
+          <w14:ligatures w14:val="none"/>
+        </w:rPr>
+        <w:t xml:space="preserve">jaar kiezen </w:t>
       </w:r>
     </w:p>
     <w:p>
@@ -483,65 +287,14 @@
           <w14:ligatures w14:val="none"/>
         </w:rPr>
       </w:pPr>
-      <w:proofErr w:type="spellStart"/>
-      <w:r>
-        <w:rPr>
-          <w:rFonts w:ascii="Times New Roman" w:eastAsia="Times New Roman" w:hAnsi="Times New Roman" w:cs="Times New Roman"/>
-          <w:kern w:val="0"/>
-          <w:lang w:eastAsia="en-BE"/>
-          <w14:ligatures w14:val="none"/>
-        </w:rPr>
-        <w:t>aantal</w:t>
-      </w:r>
-      <w:proofErr w:type="spellEnd"/>
-      <w:r>
-        <w:rPr>
-          <w:rFonts w:ascii="Times New Roman" w:eastAsia="Times New Roman" w:hAnsi="Times New Roman" w:cs="Times New Roman"/>
-          <w:kern w:val="0"/>
-          <w:lang w:eastAsia="en-BE"/>
-          <w14:ligatures w14:val="none"/>
-        </w:rPr>
-        <w:t xml:space="preserve"> </w:t>
-      </w:r>
-      <w:proofErr w:type="spellStart"/>
-      <w:r>
-        <w:rPr>
-          <w:rFonts w:ascii="Times New Roman" w:eastAsia="Times New Roman" w:hAnsi="Times New Roman" w:cs="Times New Roman"/>
-          <w:kern w:val="0"/>
-          <w:lang w:eastAsia="en-BE"/>
-          <w14:ligatures w14:val="none"/>
-        </w:rPr>
-        <w:t>ritten</w:t>
-      </w:r>
-      <w:proofErr w:type="spellEnd"/>
-      <w:r>
-        <w:rPr>
-          <w:rFonts w:ascii="Times New Roman" w:eastAsia="Times New Roman" w:hAnsi="Times New Roman" w:cs="Times New Roman"/>
-          <w:kern w:val="0"/>
-          <w:lang w:eastAsia="en-BE"/>
-          <w14:ligatures w14:val="none"/>
-        </w:rPr>
-        <w:t xml:space="preserve"> </w:t>
-      </w:r>
-      <w:proofErr w:type="spellStart"/>
-      <w:r>
-        <w:rPr>
-          <w:rFonts w:ascii="Times New Roman" w:eastAsia="Times New Roman" w:hAnsi="Times New Roman" w:cs="Times New Roman"/>
-          <w:kern w:val="0"/>
-          <w:lang w:eastAsia="en-BE"/>
-          <w14:ligatures w14:val="none"/>
-        </w:rPr>
-        <w:t>instellen</w:t>
-      </w:r>
-      <w:proofErr w:type="spellEnd"/>
-      <w:r>
-        <w:rPr>
-          <w:rFonts w:ascii="Times New Roman" w:eastAsia="Times New Roman" w:hAnsi="Times New Roman" w:cs="Times New Roman"/>
-          <w:kern w:val="0"/>
-          <w:lang w:eastAsia="en-BE"/>
-          <w14:ligatures w14:val="none"/>
-        </w:rPr>
-        <w:t xml:space="preserve"> </w:t>
+      <w:r>
+        <w:rPr>
+          <w:rFonts w:ascii="Times New Roman" w:eastAsia="Times New Roman" w:hAnsi="Times New Roman" w:cs="Times New Roman"/>
+          <w:kern w:val="0"/>
+          <w:lang w:eastAsia="en-BE"/>
+          <w14:ligatures w14:val="none"/>
+        </w:rPr>
+        <w:t xml:space="preserve">aantal ritten instellen </w:t>
       </w:r>
     </w:p>
     <w:p>
@@ -555,7 +308,7 @@
           <w:kern w:val="0"/>
           <w:sz w:val="32"/>
           <w:szCs w:val="32"/>
-          <w:lang w:val="en-BE" w:eastAsia="en-BE"/>
+          <w:lang w:eastAsia="en-BE"/>
           <w14:ligatures w14:val="none"/>
         </w:rPr>
       </w:pPr>
@@ -578,38 +331,10 @@
           <w:kern w:val="0"/>
           <w:sz w:val="32"/>
           <w:szCs w:val="32"/>
-          <w:lang w:val="en-BE" w:eastAsia="en-BE"/>
-          <w14:ligatures w14:val="none"/>
-        </w:rPr>
-        <w:t>S</w:t>
-      </w:r>
-      <w:proofErr w:type="spellStart"/>
-      <w:r>
-        <w:rPr>
-          <w:rFonts w:ascii="Times New Roman" w:eastAsia="Times New Roman" w:hAnsi="Times New Roman" w:cs="Times New Roman"/>
-          <w:i/>
-          <w:iCs/>
-          <w:kern w:val="0"/>
-          <w:sz w:val="32"/>
-          <w:szCs w:val="32"/>
-          <w:lang w:eastAsia="en-BE"/>
-          <w14:ligatures w14:val="none"/>
-        </w:rPr>
-        <w:t>pelersbeheer</w:t>
-      </w:r>
-      <w:proofErr w:type="spellEnd"/>
-      <w:r>
-        <w:rPr>
-          <w:rFonts w:ascii="Times New Roman" w:eastAsia="Times New Roman" w:hAnsi="Times New Roman" w:cs="Times New Roman"/>
-          <w:i/>
-          <w:iCs/>
-          <w:kern w:val="0"/>
-          <w:sz w:val="32"/>
-          <w:szCs w:val="32"/>
-          <w:lang w:val="en-BE" w:eastAsia="en-BE"/>
-          <w14:ligatures w14:val="none"/>
-        </w:rPr>
-        <w:t xml:space="preserve"> (</w:t>
+          <w:lang w:eastAsia="en-BE"/>
+          <w14:ligatures w14:val="none"/>
+        </w:rPr>
+        <w:t>Spelersbeheer (</w:t>
       </w:r>
       <w:r>
         <w:rPr>
@@ -621,7 +346,7 @@
           <w:kern w:val="0"/>
           <w:sz w:val="32"/>
           <w:szCs w:val="32"/>
-          <w:lang w:val="en-BE" w:eastAsia="en-BE"/>
+          <w:lang w:eastAsia="en-BE"/>
           <w14:ligatures w14:val="none"/>
         </w:rPr>
         <w:t>JONADI</w:t>
@@ -634,7 +359,7 @@
           <w:kern w:val="0"/>
           <w:sz w:val="32"/>
           <w:szCs w:val="32"/>
-          <w:lang w:val="en-BE" w:eastAsia="en-BE"/>
+          <w:lang w:eastAsia="en-BE"/>
           <w14:ligatures w14:val="none"/>
         </w:rPr>
         <w:t>)</w:t>
@@ -654,45 +379,14 @@
           <w14:ligatures w14:val="none"/>
         </w:rPr>
       </w:pPr>
-      <w:proofErr w:type="spellStart"/>
-      <w:r>
-        <w:rPr>
-          <w:rFonts w:ascii="Times New Roman" w:eastAsia="Times New Roman" w:hAnsi="Times New Roman" w:cs="Times New Roman"/>
-          <w:kern w:val="0"/>
-          <w:lang w:eastAsia="en-BE"/>
-          <w14:ligatures w14:val="none"/>
-        </w:rPr>
-        <w:t>spelers</w:t>
-      </w:r>
-      <w:proofErr w:type="spellEnd"/>
-      <w:r>
-        <w:rPr>
-          <w:rFonts w:ascii="Times New Roman" w:eastAsia="Times New Roman" w:hAnsi="Times New Roman" w:cs="Times New Roman"/>
-          <w:kern w:val="0"/>
-          <w:lang w:eastAsia="en-BE"/>
-          <w14:ligatures w14:val="none"/>
-        </w:rPr>
-        <w:t xml:space="preserve"> </w:t>
-      </w:r>
-      <w:proofErr w:type="spellStart"/>
-      <w:r>
-        <w:rPr>
-          <w:rFonts w:ascii="Times New Roman" w:eastAsia="Times New Roman" w:hAnsi="Times New Roman" w:cs="Times New Roman"/>
-          <w:kern w:val="0"/>
-          <w:lang w:eastAsia="en-BE"/>
-          <w14:ligatures w14:val="none"/>
-        </w:rPr>
-        <w:t>toevoegen</w:t>
-      </w:r>
-      <w:proofErr w:type="spellEnd"/>
-      <w:r>
-        <w:rPr>
-          <w:rFonts w:ascii="Times New Roman" w:eastAsia="Times New Roman" w:hAnsi="Times New Roman" w:cs="Times New Roman"/>
-          <w:kern w:val="0"/>
-          <w:lang w:eastAsia="en-BE"/>
-          <w14:ligatures w14:val="none"/>
-        </w:rPr>
-        <w:t xml:space="preserve"> </w:t>
+      <w:r>
+        <w:rPr>
+          <w:rFonts w:ascii="Times New Roman" w:eastAsia="Times New Roman" w:hAnsi="Times New Roman" w:cs="Times New Roman"/>
+          <w:kern w:val="0"/>
+          <w:lang w:eastAsia="en-BE"/>
+          <w14:ligatures w14:val="none"/>
+        </w:rPr>
+        <w:t xml:space="preserve">spelers toevoegen </w:t>
       </w:r>
     </w:p>
     <w:p>
@@ -709,45 +403,14 @@
           <w14:ligatures w14:val="none"/>
         </w:rPr>
       </w:pPr>
-      <w:proofErr w:type="spellStart"/>
-      <w:r>
-        <w:rPr>
-          <w:rFonts w:ascii="Times New Roman" w:eastAsia="Times New Roman" w:hAnsi="Times New Roman" w:cs="Times New Roman"/>
-          <w:kern w:val="0"/>
-          <w:lang w:eastAsia="en-BE"/>
-          <w14:ligatures w14:val="none"/>
-        </w:rPr>
-        <w:t>draftvolgorde</w:t>
-      </w:r>
-      <w:proofErr w:type="spellEnd"/>
-      <w:r>
-        <w:rPr>
-          <w:rFonts w:ascii="Times New Roman" w:eastAsia="Times New Roman" w:hAnsi="Times New Roman" w:cs="Times New Roman"/>
-          <w:kern w:val="0"/>
-          <w:lang w:eastAsia="en-BE"/>
-          <w14:ligatures w14:val="none"/>
-        </w:rPr>
-        <w:t xml:space="preserve"> </w:t>
-      </w:r>
-      <w:proofErr w:type="spellStart"/>
-      <w:r>
-        <w:rPr>
-          <w:rFonts w:ascii="Times New Roman" w:eastAsia="Times New Roman" w:hAnsi="Times New Roman" w:cs="Times New Roman"/>
-          <w:kern w:val="0"/>
-          <w:lang w:eastAsia="en-BE"/>
-          <w14:ligatures w14:val="none"/>
-        </w:rPr>
-        <w:t>tonen</w:t>
-      </w:r>
-      <w:proofErr w:type="spellEnd"/>
-      <w:r>
-        <w:rPr>
-          <w:rFonts w:ascii="Times New Roman" w:eastAsia="Times New Roman" w:hAnsi="Times New Roman" w:cs="Times New Roman"/>
-          <w:kern w:val="0"/>
-          <w:lang w:eastAsia="en-BE"/>
-          <w14:ligatures w14:val="none"/>
-        </w:rPr>
-        <w:t xml:space="preserve"> </w:t>
+      <w:r>
+        <w:rPr>
+          <w:rFonts w:ascii="Times New Roman" w:eastAsia="Times New Roman" w:hAnsi="Times New Roman" w:cs="Times New Roman"/>
+          <w:kern w:val="0"/>
+          <w:lang w:eastAsia="en-BE"/>
+          <w14:ligatures w14:val="none"/>
+        </w:rPr>
+        <w:t xml:space="preserve">draftvolgorde tonen </w:t>
       </w:r>
     </w:p>
     <w:p>
@@ -761,11 +424,10 @@
           <w:kern w:val="0"/>
           <w:sz w:val="32"/>
           <w:szCs w:val="32"/>
-          <w:lang w:val="en-BE" w:eastAsia="en-BE"/>
-          <w14:ligatures w14:val="none"/>
-        </w:rPr>
-      </w:pPr>
-      <w:proofErr w:type="spellStart"/>
+          <w:lang w:eastAsia="en-BE"/>
+          <w14:ligatures w14:val="none"/>
+        </w:rPr>
+      </w:pPr>
       <w:r>
         <w:rPr>
           <w:rFonts w:ascii="Times New Roman" w:eastAsia="Times New Roman" w:hAnsi="Times New Roman" w:cs="Times New Roman"/>
@@ -777,21 +439,7 @@
           <w:lang w:eastAsia="en-BE"/>
           <w14:ligatures w14:val="none"/>
         </w:rPr>
-        <w:t>Rennerslijst</w:t>
-      </w:r>
-      <w:proofErr w:type="spellEnd"/>
-      <w:r>
-        <w:rPr>
-          <w:rFonts w:ascii="Times New Roman" w:eastAsia="Times New Roman" w:hAnsi="Times New Roman" w:cs="Times New Roman"/>
-          <w:i/>
-          <w:iCs/>
-          <w:kern w:val="0"/>
-          <w:sz w:val="32"/>
-          <w:szCs w:val="32"/>
-          <w:lang w:val="en-BE" w:eastAsia="en-BE"/>
-          <w14:ligatures w14:val="none"/>
-        </w:rPr>
-        <w:t xml:space="preserve"> (</w:t>
+        <w:t>Rennerslijst (</w:t>
       </w:r>
       <w:r>
         <w:rPr>
@@ -803,7 +451,7 @@
           <w:kern w:val="0"/>
           <w:sz w:val="32"/>
           <w:szCs w:val="32"/>
-          <w:lang w:val="en-BE" w:eastAsia="en-BE"/>
+          <w:lang w:eastAsia="en-BE"/>
           <w14:ligatures w14:val="none"/>
         </w:rPr>
         <w:t>JASON</w:t>
@@ -816,7 +464,7 @@
           <w:kern w:val="0"/>
           <w:sz w:val="32"/>
           <w:szCs w:val="32"/>
-          <w:lang w:val="en-BE" w:eastAsia="en-BE"/>
+          <w:lang w:eastAsia="en-BE"/>
           <w14:ligatures w14:val="none"/>
         </w:rPr>
         <w:t>)</w:t>
@@ -843,47 +491,7 @@
           <w:lang w:eastAsia="en-BE"/>
           <w14:ligatures w14:val="none"/>
         </w:rPr>
-        <w:t xml:space="preserve">alle </w:t>
-      </w:r>
-      <w:proofErr w:type="spellStart"/>
-      <w:r>
-        <w:rPr>
-          <w:rFonts w:ascii="Times New Roman" w:eastAsia="Times New Roman" w:hAnsi="Times New Roman" w:cs="Times New Roman"/>
-          <w:kern w:val="0"/>
-          <w:lang w:eastAsia="en-BE"/>
-          <w14:ligatures w14:val="none"/>
-        </w:rPr>
-        <w:t>beschikbare</w:t>
-      </w:r>
-      <w:proofErr w:type="spellEnd"/>
-      <w:r>
-        <w:rPr>
-          <w:rFonts w:ascii="Times New Roman" w:eastAsia="Times New Roman" w:hAnsi="Times New Roman" w:cs="Times New Roman"/>
-          <w:kern w:val="0"/>
-          <w:lang w:eastAsia="en-BE"/>
-          <w14:ligatures w14:val="none"/>
-        </w:rPr>
-        <w:t xml:space="preserve"> </w:t>
-      </w:r>
-      <w:proofErr w:type="spellStart"/>
-      <w:r>
-        <w:rPr>
-          <w:rFonts w:ascii="Times New Roman" w:eastAsia="Times New Roman" w:hAnsi="Times New Roman" w:cs="Times New Roman"/>
-          <w:kern w:val="0"/>
-          <w:lang w:eastAsia="en-BE"/>
-          <w14:ligatures w14:val="none"/>
-        </w:rPr>
-        <w:t>renners</w:t>
-      </w:r>
-      <w:proofErr w:type="spellEnd"/>
-      <w:r>
-        <w:rPr>
-          <w:rFonts w:ascii="Times New Roman" w:eastAsia="Times New Roman" w:hAnsi="Times New Roman" w:cs="Times New Roman"/>
-          <w:kern w:val="0"/>
-          <w:lang w:eastAsia="en-BE"/>
-          <w14:ligatures w14:val="none"/>
-        </w:rPr>
-        <w:t xml:space="preserve"> </w:t>
+        <w:t xml:space="preserve">alle beschikbare renners </w:t>
       </w:r>
     </w:p>
     <w:p>
@@ -900,45 +508,14 @@
           <w14:ligatures w14:val="none"/>
         </w:rPr>
       </w:pPr>
-      <w:proofErr w:type="spellStart"/>
-      <w:r>
-        <w:rPr>
-          <w:rFonts w:ascii="Times New Roman" w:eastAsia="Times New Roman" w:hAnsi="Times New Roman" w:cs="Times New Roman"/>
-          <w:kern w:val="0"/>
-          <w:lang w:eastAsia="en-BE"/>
-          <w14:ligatures w14:val="none"/>
-        </w:rPr>
-        <w:t>zoeken</w:t>
-      </w:r>
-      <w:proofErr w:type="spellEnd"/>
-      <w:r>
-        <w:rPr>
-          <w:rFonts w:ascii="Times New Roman" w:eastAsia="Times New Roman" w:hAnsi="Times New Roman" w:cs="Times New Roman"/>
-          <w:kern w:val="0"/>
-          <w:lang w:eastAsia="en-BE"/>
-          <w14:ligatures w14:val="none"/>
-        </w:rPr>
-        <w:t>/</w:t>
-      </w:r>
-      <w:proofErr w:type="spellStart"/>
-      <w:r>
-        <w:rPr>
-          <w:rFonts w:ascii="Times New Roman" w:eastAsia="Times New Roman" w:hAnsi="Times New Roman" w:cs="Times New Roman"/>
-          <w:kern w:val="0"/>
-          <w:lang w:eastAsia="en-BE"/>
-          <w14:ligatures w14:val="none"/>
-        </w:rPr>
-        <w:t>filteren</w:t>
-      </w:r>
-      <w:proofErr w:type="spellEnd"/>
-      <w:r>
-        <w:rPr>
-          <w:rFonts w:ascii="Times New Roman" w:eastAsia="Times New Roman" w:hAnsi="Times New Roman" w:cs="Times New Roman"/>
-          <w:kern w:val="0"/>
-          <w:lang w:eastAsia="en-BE"/>
-          <w14:ligatures w14:val="none"/>
-        </w:rPr>
-        <w:t xml:space="preserve"> </w:t>
+      <w:r>
+        <w:rPr>
+          <w:rFonts w:ascii="Times New Roman" w:eastAsia="Times New Roman" w:hAnsi="Times New Roman" w:cs="Times New Roman"/>
+          <w:kern w:val="0"/>
+          <w:lang w:eastAsia="en-BE"/>
+          <w14:ligatures w14:val="none"/>
+        </w:rPr>
+        <w:t xml:space="preserve">zoeken/filteren </w:t>
       </w:r>
     </w:p>
     <w:p>
@@ -955,45 +532,14 @@
           <w14:ligatures w14:val="none"/>
         </w:rPr>
       </w:pPr>
-      <w:proofErr w:type="spellStart"/>
-      <w:r>
-        <w:rPr>
-          <w:rFonts w:ascii="Times New Roman" w:eastAsia="Times New Roman" w:hAnsi="Times New Roman" w:cs="Times New Roman"/>
-          <w:kern w:val="0"/>
-          <w:lang w:eastAsia="en-BE"/>
-          <w14:ligatures w14:val="none"/>
-        </w:rPr>
-        <w:t>deelnemen</w:t>
-      </w:r>
-      <w:proofErr w:type="spellEnd"/>
-      <w:r>
-        <w:rPr>
-          <w:rFonts w:ascii="Times New Roman" w:eastAsia="Times New Roman" w:hAnsi="Times New Roman" w:cs="Times New Roman"/>
-          <w:kern w:val="0"/>
-          <w:lang w:eastAsia="en-BE"/>
-          <w14:ligatures w14:val="none"/>
-        </w:rPr>
-        <w:t xml:space="preserve"> of </w:t>
-      </w:r>
-      <w:proofErr w:type="spellStart"/>
-      <w:r>
-        <w:rPr>
-          <w:rFonts w:ascii="Times New Roman" w:eastAsia="Times New Roman" w:hAnsi="Times New Roman" w:cs="Times New Roman"/>
-          <w:kern w:val="0"/>
-          <w:lang w:eastAsia="en-BE"/>
-          <w14:ligatures w14:val="none"/>
-        </w:rPr>
-        <w:t>niet</w:t>
-      </w:r>
-      <w:proofErr w:type="spellEnd"/>
-      <w:r>
-        <w:rPr>
-          <w:rFonts w:ascii="Times New Roman" w:eastAsia="Times New Roman" w:hAnsi="Times New Roman" w:cs="Times New Roman"/>
-          <w:kern w:val="0"/>
-          <w:lang w:eastAsia="en-BE"/>
-          <w14:ligatures w14:val="none"/>
-        </w:rPr>
-        <w:t xml:space="preserve"> </w:t>
+      <w:r>
+        <w:rPr>
+          <w:rFonts w:ascii="Times New Roman" w:eastAsia="Times New Roman" w:hAnsi="Times New Roman" w:cs="Times New Roman"/>
+          <w:kern w:val="0"/>
+          <w:lang w:eastAsia="en-BE"/>
+          <w14:ligatures w14:val="none"/>
+        </w:rPr>
+        <w:t xml:space="preserve">deelnemen of niet </w:t>
       </w:r>
     </w:p>
     <w:p>
@@ -1007,7 +553,7 @@
           <w:kern w:val="0"/>
           <w:sz w:val="32"/>
           <w:szCs w:val="32"/>
-          <w:lang w:val="en-BE" w:eastAsia="en-BE"/>
+          <w:lang w:eastAsia="en-BE"/>
           <w14:ligatures w14:val="none"/>
         </w:rPr>
       </w:pPr>
@@ -1022,20 +568,7 @@
           <w:lang w:eastAsia="en-BE"/>
           <w14:ligatures w14:val="none"/>
         </w:rPr>
-        <w:t>Draft scherm</w:t>
-      </w:r>
-      <w:r>
-        <w:rPr>
-          <w:rFonts w:ascii="Times New Roman" w:eastAsia="Times New Roman" w:hAnsi="Times New Roman" w:cs="Times New Roman"/>
-          <w:i/>
-          <w:iCs/>
-          <w:kern w:val="0"/>
-          <w:sz w:val="32"/>
-          <w:szCs w:val="32"/>
-          <w:lang w:val="en-BE" w:eastAsia="en-BE"/>
-          <w14:ligatures w14:val="none"/>
-        </w:rPr>
-        <w:t xml:space="preserve"> (</w:t>
+        <w:t>Draft scherm (</w:t>
       </w:r>
       <w:r>
         <w:rPr>
@@ -1047,7 +580,7 @@
           <w:kern w:val="0"/>
           <w:sz w:val="32"/>
           <w:szCs w:val="32"/>
-          <w:lang w:val="en-BE" w:eastAsia="en-BE"/>
+          <w:lang w:eastAsia="en-BE"/>
           <w14:ligatures w14:val="none"/>
         </w:rPr>
         <w:t>DANIEL</w:t>
@@ -1060,7 +593,7 @@
           <w:kern w:val="0"/>
           <w:sz w:val="32"/>
           <w:szCs w:val="32"/>
-          <w:lang w:val="en-BE" w:eastAsia="en-BE"/>
+          <w:lang w:eastAsia="en-BE"/>
           <w14:ligatures w14:val="none"/>
         </w:rPr>
         <w:t>)</w:t>
@@ -1087,47 +620,7 @@
           <w:lang w:eastAsia="en-BE"/>
           <w14:ligatures w14:val="none"/>
         </w:rPr>
-        <w:t xml:space="preserve">snake draft </w:t>
-      </w:r>
-      <w:proofErr w:type="spellStart"/>
-      <w:r>
-        <w:rPr>
-          <w:rFonts w:ascii="Times New Roman" w:eastAsia="Times New Roman" w:hAnsi="Times New Roman" w:cs="Times New Roman"/>
-          <w:kern w:val="0"/>
-          <w:lang w:eastAsia="en-BE"/>
-          <w14:ligatures w14:val="none"/>
-        </w:rPr>
-        <w:t>visueel</w:t>
-      </w:r>
-      <w:proofErr w:type="spellEnd"/>
-      <w:r>
-        <w:rPr>
-          <w:rFonts w:ascii="Times New Roman" w:eastAsia="Times New Roman" w:hAnsi="Times New Roman" w:cs="Times New Roman"/>
-          <w:kern w:val="0"/>
-          <w:lang w:eastAsia="en-BE"/>
-          <w14:ligatures w14:val="none"/>
-        </w:rPr>
-        <w:t xml:space="preserve"> </w:t>
-      </w:r>
-      <w:proofErr w:type="spellStart"/>
-      <w:r>
-        <w:rPr>
-          <w:rFonts w:ascii="Times New Roman" w:eastAsia="Times New Roman" w:hAnsi="Times New Roman" w:cs="Times New Roman"/>
-          <w:kern w:val="0"/>
-          <w:lang w:eastAsia="en-BE"/>
-          <w14:ligatures w14:val="none"/>
-        </w:rPr>
-        <w:t>tonen</w:t>
-      </w:r>
-      <w:proofErr w:type="spellEnd"/>
-      <w:r>
-        <w:rPr>
-          <w:rFonts w:ascii="Times New Roman" w:eastAsia="Times New Roman" w:hAnsi="Times New Roman" w:cs="Times New Roman"/>
-          <w:kern w:val="0"/>
-          <w:lang w:eastAsia="en-BE"/>
-          <w14:ligatures w14:val="none"/>
-        </w:rPr>
-        <w:t xml:space="preserve"> </w:t>
+        <w:t xml:space="preserve">snake draft visueel tonen </w:t>
       </w:r>
     </w:p>
     <w:p>
@@ -1144,45 +637,14 @@
           <w14:ligatures w14:val="none"/>
         </w:rPr>
       </w:pPr>
-      <w:proofErr w:type="spellStart"/>
-      <w:r>
-        <w:rPr>
-          <w:rFonts w:ascii="Times New Roman" w:eastAsia="Times New Roman" w:hAnsi="Times New Roman" w:cs="Times New Roman"/>
-          <w:kern w:val="0"/>
-          <w:lang w:eastAsia="en-BE"/>
-          <w14:ligatures w14:val="none"/>
-        </w:rPr>
-        <w:t>beurt</w:t>
-      </w:r>
-      <w:proofErr w:type="spellEnd"/>
-      <w:r>
-        <w:rPr>
-          <w:rFonts w:ascii="Times New Roman" w:eastAsia="Times New Roman" w:hAnsi="Times New Roman" w:cs="Times New Roman"/>
-          <w:kern w:val="0"/>
-          <w:lang w:eastAsia="en-BE"/>
-          <w14:ligatures w14:val="none"/>
-        </w:rPr>
-        <w:t xml:space="preserve"> </w:t>
-      </w:r>
-      <w:proofErr w:type="spellStart"/>
-      <w:r>
-        <w:rPr>
-          <w:rFonts w:ascii="Times New Roman" w:eastAsia="Times New Roman" w:hAnsi="Times New Roman" w:cs="Times New Roman"/>
-          <w:kern w:val="0"/>
-          <w:lang w:eastAsia="en-BE"/>
-          <w14:ligatures w14:val="none"/>
-        </w:rPr>
-        <w:t>aanduiden</w:t>
-      </w:r>
-      <w:proofErr w:type="spellEnd"/>
-      <w:r>
-        <w:rPr>
-          <w:rFonts w:ascii="Times New Roman" w:eastAsia="Times New Roman" w:hAnsi="Times New Roman" w:cs="Times New Roman"/>
-          <w:kern w:val="0"/>
-          <w:lang w:eastAsia="en-BE"/>
-          <w14:ligatures w14:val="none"/>
-        </w:rPr>
-        <w:t xml:space="preserve"> </w:t>
+      <w:r>
+        <w:rPr>
+          <w:rFonts w:ascii="Times New Roman" w:eastAsia="Times New Roman" w:hAnsi="Times New Roman" w:cs="Times New Roman"/>
+          <w:kern w:val="0"/>
+          <w:lang w:eastAsia="en-BE"/>
+          <w14:ligatures w14:val="none"/>
+        </w:rPr>
+        <w:t xml:space="preserve">beurt aanduiden </w:t>
       </w:r>
     </w:p>
     <w:p>
@@ -1199,65 +661,14 @@
           <w14:ligatures w14:val="none"/>
         </w:rPr>
       </w:pPr>
-      <w:proofErr w:type="spellStart"/>
-      <w:r>
-        <w:rPr>
-          <w:rFonts w:ascii="Times New Roman" w:eastAsia="Times New Roman" w:hAnsi="Times New Roman" w:cs="Times New Roman"/>
-          <w:kern w:val="0"/>
-          <w:lang w:eastAsia="en-BE"/>
-          <w14:ligatures w14:val="none"/>
-        </w:rPr>
-        <w:t>renner</w:t>
-      </w:r>
-      <w:proofErr w:type="spellEnd"/>
-      <w:r>
-        <w:rPr>
-          <w:rFonts w:ascii="Times New Roman" w:eastAsia="Times New Roman" w:hAnsi="Times New Roman" w:cs="Times New Roman"/>
-          <w:kern w:val="0"/>
-          <w:lang w:eastAsia="en-BE"/>
-          <w14:ligatures w14:val="none"/>
-        </w:rPr>
-        <w:t xml:space="preserve"> </w:t>
-      </w:r>
-      <w:proofErr w:type="spellStart"/>
-      <w:r>
-        <w:rPr>
-          <w:rFonts w:ascii="Times New Roman" w:eastAsia="Times New Roman" w:hAnsi="Times New Roman" w:cs="Times New Roman"/>
-          <w:kern w:val="0"/>
-          <w:lang w:eastAsia="en-BE"/>
-          <w14:ligatures w14:val="none"/>
-        </w:rPr>
-        <w:t>kiezen</w:t>
-      </w:r>
-      <w:proofErr w:type="spellEnd"/>
-      <w:r>
-        <w:rPr>
-          <w:rFonts w:ascii="Times New Roman" w:eastAsia="Times New Roman" w:hAnsi="Times New Roman" w:cs="Times New Roman"/>
-          <w:kern w:val="0"/>
-          <w:lang w:eastAsia="en-BE"/>
-          <w14:ligatures w14:val="none"/>
-        </w:rPr>
-        <w:t xml:space="preserve"> via </w:t>
-      </w:r>
-      <w:proofErr w:type="spellStart"/>
-      <w:r>
-        <w:rPr>
-          <w:rFonts w:ascii="Times New Roman" w:eastAsia="Times New Roman" w:hAnsi="Times New Roman" w:cs="Times New Roman"/>
-          <w:kern w:val="0"/>
-          <w:lang w:eastAsia="en-BE"/>
-          <w14:ligatures w14:val="none"/>
-        </w:rPr>
-        <w:t>klik</w:t>
-      </w:r>
-      <w:proofErr w:type="spellEnd"/>
-      <w:r>
-        <w:rPr>
-          <w:rFonts w:ascii="Times New Roman" w:eastAsia="Times New Roman" w:hAnsi="Times New Roman" w:cs="Times New Roman"/>
-          <w:kern w:val="0"/>
-          <w:lang w:eastAsia="en-BE"/>
-          <w14:ligatures w14:val="none"/>
-        </w:rPr>
-        <w:t xml:space="preserve"> of drag &amp; drop </w:t>
+      <w:r>
+        <w:rPr>
+          <w:rFonts w:ascii="Times New Roman" w:eastAsia="Times New Roman" w:hAnsi="Times New Roman" w:cs="Times New Roman"/>
+          <w:kern w:val="0"/>
+          <w:lang w:eastAsia="en-BE"/>
+          <w14:ligatures w14:val="none"/>
+        </w:rPr>
+        <w:t xml:space="preserve">renner kiezen via klik of drag &amp; drop </w:t>
       </w:r>
     </w:p>
     <w:p>
@@ -1271,11 +682,10 @@
           <w:kern w:val="0"/>
           <w:sz w:val="32"/>
           <w:szCs w:val="32"/>
-          <w:lang w:val="en-BE" w:eastAsia="en-BE"/>
-          <w14:ligatures w14:val="none"/>
-        </w:rPr>
-      </w:pPr>
-      <w:proofErr w:type="spellStart"/>
+          <w:lang w:eastAsia="en-BE"/>
+          <w14:ligatures w14:val="none"/>
+        </w:rPr>
+      </w:pPr>
       <w:r>
         <w:rPr>
           <w:rFonts w:ascii="Times New Roman" w:eastAsia="Times New Roman" w:hAnsi="Times New Roman" w:cs="Times New Roman"/>
@@ -1287,21 +697,7 @@
           <w:lang w:eastAsia="en-BE"/>
           <w14:ligatures w14:val="none"/>
         </w:rPr>
-        <w:t>Teamoverzicht</w:t>
-      </w:r>
-      <w:proofErr w:type="spellEnd"/>
-      <w:r>
-        <w:rPr>
-          <w:rFonts w:ascii="Times New Roman" w:eastAsia="Times New Roman" w:hAnsi="Times New Roman" w:cs="Times New Roman"/>
-          <w:i/>
-          <w:iCs/>
-          <w:kern w:val="0"/>
-          <w:sz w:val="32"/>
-          <w:szCs w:val="32"/>
-          <w:lang w:val="en-BE" w:eastAsia="en-BE"/>
-          <w14:ligatures w14:val="none"/>
-        </w:rPr>
-        <w:t xml:space="preserve"> (</w:t>
+        <w:t>Teamoverzicht (</w:t>
       </w:r>
       <w:r>
         <w:rPr>
@@ -1316,20 +712,7 @@
           <w:lang w:val="en-BE" w:eastAsia="en-BE"/>
           <w14:ligatures w14:val="none"/>
         </w:rPr>
-        <w:t>JONADI</w:t>
-      </w:r>
-      <w:r>
-        <w:rPr>
-          <w:rFonts w:ascii="Times New Roman" w:eastAsia="Times New Roman" w:hAnsi="Times New Roman" w:cs="Times New Roman"/>
-          <w:i/>
-          <w:iCs/>
-          <w:kern w:val="0"/>
-          <w:sz w:val="32"/>
-          <w:szCs w:val="32"/>
-          <w:lang w:val="en-BE" w:eastAsia="en-BE"/>
-          <w14:ligatures w14:val="none"/>
-        </w:rPr>
-        <w:t>)</w:t>
+        <w:t>KOBE)</w:t>
       </w:r>
     </w:p>
     <w:p>
@@ -1353,67 +736,7 @@
           <w:lang w:eastAsia="en-BE"/>
           <w14:ligatures w14:val="none"/>
         </w:rPr>
-        <w:t xml:space="preserve">per </w:t>
-      </w:r>
-      <w:proofErr w:type="spellStart"/>
-      <w:r>
-        <w:rPr>
-          <w:rFonts w:ascii="Times New Roman" w:eastAsia="Times New Roman" w:hAnsi="Times New Roman" w:cs="Times New Roman"/>
-          <w:kern w:val="0"/>
-          <w:lang w:eastAsia="en-BE"/>
-          <w14:ligatures w14:val="none"/>
-        </w:rPr>
-        <w:t>speler</w:t>
-      </w:r>
-      <w:proofErr w:type="spellEnd"/>
-      <w:r>
-        <w:rPr>
-          <w:rFonts w:ascii="Times New Roman" w:eastAsia="Times New Roman" w:hAnsi="Times New Roman" w:cs="Times New Roman"/>
-          <w:kern w:val="0"/>
-          <w:lang w:eastAsia="en-BE"/>
-          <w14:ligatures w14:val="none"/>
-        </w:rPr>
-        <w:t xml:space="preserve"> </w:t>
-      </w:r>
-      <w:proofErr w:type="spellStart"/>
-      <w:r>
-        <w:rPr>
-          <w:rFonts w:ascii="Times New Roman" w:eastAsia="Times New Roman" w:hAnsi="Times New Roman" w:cs="Times New Roman"/>
-          <w:kern w:val="0"/>
-          <w:lang w:eastAsia="en-BE"/>
-          <w14:ligatures w14:val="none"/>
-        </w:rPr>
-        <w:t>actieve</w:t>
-      </w:r>
-      <w:proofErr w:type="spellEnd"/>
-      <w:r>
-        <w:rPr>
-          <w:rFonts w:ascii="Times New Roman" w:eastAsia="Times New Roman" w:hAnsi="Times New Roman" w:cs="Times New Roman"/>
-          <w:kern w:val="0"/>
-          <w:lang w:eastAsia="en-BE"/>
-          <w14:ligatures w14:val="none"/>
-        </w:rPr>
-        <w:t xml:space="preserve"> </w:t>
-      </w:r>
-      <w:proofErr w:type="spellStart"/>
-      <w:r>
-        <w:rPr>
-          <w:rFonts w:ascii="Times New Roman" w:eastAsia="Times New Roman" w:hAnsi="Times New Roman" w:cs="Times New Roman"/>
-          <w:kern w:val="0"/>
-          <w:lang w:eastAsia="en-BE"/>
-          <w14:ligatures w14:val="none"/>
-        </w:rPr>
-        <w:t>renners</w:t>
-      </w:r>
-      <w:proofErr w:type="spellEnd"/>
-      <w:r>
-        <w:rPr>
-          <w:rFonts w:ascii="Times New Roman" w:eastAsia="Times New Roman" w:hAnsi="Times New Roman" w:cs="Times New Roman"/>
-          <w:kern w:val="0"/>
-          <w:lang w:eastAsia="en-BE"/>
-          <w14:ligatures w14:val="none"/>
-        </w:rPr>
-        <w:t xml:space="preserve"> </w:t>
+        <w:t xml:space="preserve">per speler actieve renners </w:t>
       </w:r>
     </w:p>
     <w:p>
@@ -1430,25 +753,14 @@
           <w14:ligatures w14:val="none"/>
         </w:rPr>
       </w:pPr>
-      <w:proofErr w:type="spellStart"/>
-      <w:r>
-        <w:rPr>
-          <w:rFonts w:ascii="Times New Roman" w:eastAsia="Times New Roman" w:hAnsi="Times New Roman" w:cs="Times New Roman"/>
-          <w:kern w:val="0"/>
-          <w:lang w:eastAsia="en-BE"/>
-          <w14:ligatures w14:val="none"/>
-        </w:rPr>
-        <w:t>bankrenners</w:t>
-      </w:r>
-      <w:proofErr w:type="spellEnd"/>
-      <w:r>
-        <w:rPr>
-          <w:rFonts w:ascii="Times New Roman" w:eastAsia="Times New Roman" w:hAnsi="Times New Roman" w:cs="Times New Roman"/>
-          <w:kern w:val="0"/>
-          <w:lang w:eastAsia="en-BE"/>
-          <w14:ligatures w14:val="none"/>
-        </w:rPr>
-        <w:t xml:space="preserve"> </w:t>
+      <w:r>
+        <w:rPr>
+          <w:rFonts w:ascii="Times New Roman" w:eastAsia="Times New Roman" w:hAnsi="Times New Roman" w:cs="Times New Roman"/>
+          <w:kern w:val="0"/>
+          <w:lang w:eastAsia="en-BE"/>
+          <w14:ligatures w14:val="none"/>
+        </w:rPr>
+        <w:t xml:space="preserve">bankrenners </w:t>
       </w:r>
     </w:p>
     <w:p>
@@ -1465,25 +777,38 @@
           <w14:ligatures w14:val="none"/>
         </w:rPr>
       </w:pPr>
-      <w:proofErr w:type="spellStart"/>
-      <w:r>
-        <w:rPr>
-          <w:rFonts w:ascii="Times New Roman" w:eastAsia="Times New Roman" w:hAnsi="Times New Roman" w:cs="Times New Roman"/>
-          <w:kern w:val="0"/>
-          <w:lang w:eastAsia="en-BE"/>
-          <w14:ligatures w14:val="none"/>
-        </w:rPr>
-        <w:t>kleurenverschil</w:t>
-      </w:r>
-      <w:proofErr w:type="spellEnd"/>
-      <w:r>
-        <w:rPr>
-          <w:rFonts w:ascii="Times New Roman" w:eastAsia="Times New Roman" w:hAnsi="Times New Roman" w:cs="Times New Roman"/>
-          <w:kern w:val="0"/>
-          <w:lang w:eastAsia="en-BE"/>
-          <w14:ligatures w14:val="none"/>
-        </w:rPr>
-        <w:t xml:space="preserve"> </w:t>
+      <w:r>
+        <w:rPr>
+          <w:rFonts w:ascii="Times New Roman" w:eastAsia="Times New Roman" w:hAnsi="Times New Roman" w:cs="Times New Roman"/>
+          <w:kern w:val="0"/>
+          <w:lang w:eastAsia="en-BE"/>
+          <w14:ligatures w14:val="none"/>
+        </w:rPr>
+        <w:t xml:space="preserve">kleurenverschil </w:t>
+      </w:r>
+    </w:p>
+    <w:p>
+      <w:pPr>
+        <w:numPr>
+          <w:ilvl w:val="0"/>
+          <w:numId w:val="6"/>
+        </w:numPr>
+        <w:spacing w:before="100" w:beforeAutospacing="1" w:after="100" w:afterAutospacing="1" w:line="240" w:lineRule="auto"/>
+        <w:rPr>
+          <w:rFonts w:ascii="Times New Roman" w:eastAsia="Times New Roman" w:hAnsi="Times New Roman" w:cs="Times New Roman"/>
+          <w:kern w:val="0"/>
+          <w:lang w:eastAsia="en-BE"/>
+          <w14:ligatures w14:val="none"/>
+        </w:rPr>
+      </w:pPr>
+      <w:r>
+        <w:rPr>
+          <w:rFonts w:ascii="Times New Roman" w:eastAsia="Times New Roman" w:hAnsi="Times New Roman" w:cs="Times New Roman"/>
+          <w:kern w:val="0"/>
+          <w:lang w:val="en-BE" w:eastAsia="en-BE"/>
+          <w14:ligatures w14:val="none"/>
+        </w:rPr>
+        <w:t>elk trui is 10 punten</w:t>
       </w:r>
     </w:p>
     <w:p>
@@ -1497,11 +822,10 @@
           <w:kern w:val="0"/>
           <w:sz w:val="32"/>
           <w:szCs w:val="32"/>
-          <w:lang w:val="en-BE" w:eastAsia="en-BE"/>
-          <w14:ligatures w14:val="none"/>
-        </w:rPr>
-      </w:pPr>
-      <w:proofErr w:type="spellStart"/>
+          <w:lang w:eastAsia="en-BE"/>
+          <w14:ligatures w14:val="none"/>
+        </w:rPr>
+      </w:pPr>
       <w:r>
         <w:rPr>
           <w:rFonts w:ascii="Times New Roman" w:eastAsia="Times New Roman" w:hAnsi="Times New Roman" w:cs="Times New Roman"/>
@@ -1513,9 +837,8 @@
           <w:lang w:eastAsia="en-BE"/>
           <w14:ligatures w14:val="none"/>
         </w:rPr>
-        <w:t>Ritresultaten</w:t>
-      </w:r>
-      <w:proofErr w:type="spellEnd"/>
+        <w:t>Ritresultaten invoer</w:t>
+      </w:r>
       <w:r>
         <w:rPr>
           <w:rFonts w:ascii="Times New Roman" w:eastAsia="Times New Roman" w:hAnsi="Times New Roman" w:cs="Times New Roman"/>
@@ -1525,34 +848,6 @@
           <w:sz w:val="32"/>
           <w:szCs w:val="32"/>
           <w:lang w:eastAsia="en-BE"/>
-          <w14:ligatures w14:val="none"/>
-        </w:rPr>
-        <w:t xml:space="preserve"> </w:t>
-      </w:r>
-      <w:proofErr w:type="spellStart"/>
-      <w:r>
-        <w:rPr>
-          <w:rFonts w:ascii="Times New Roman" w:eastAsia="Times New Roman" w:hAnsi="Times New Roman" w:cs="Times New Roman"/>
-          <w:i/>
-          <w:iCs/>
-          <w:kern w:val="0"/>
-          <w:sz w:val="32"/>
-          <w:szCs w:val="32"/>
-          <w:lang w:eastAsia="en-BE"/>
-          <w14:ligatures w14:val="none"/>
-        </w:rPr>
-        <w:t>invoer</w:t>
-      </w:r>
-      <w:proofErr w:type="spellEnd"/>
-      <w:r>
-        <w:rPr>
-          <w:rFonts w:ascii="Times New Roman" w:eastAsia="Times New Roman" w:hAnsi="Times New Roman" w:cs="Times New Roman"/>
-          <w:i/>
-          <w:iCs/>
-          <w:kern w:val="0"/>
-          <w:sz w:val="32"/>
-          <w:szCs w:val="32"/>
-          <w:lang w:val="en-BE" w:eastAsia="en-BE"/>
           <w14:ligatures w14:val="none"/>
         </w:rPr>
         <w:t xml:space="preserve"> (</w:t>
@@ -1567,7 +862,7 @@
           <w:kern w:val="0"/>
           <w:sz w:val="32"/>
           <w:szCs w:val="32"/>
-          <w:lang w:val="en-BE" w:eastAsia="en-BE"/>
+          <w:lang w:eastAsia="en-BE"/>
           <w14:ligatures w14:val="none"/>
         </w:rPr>
         <w:t>JASON</w:t>
@@ -1580,7 +875,7 @@
           <w:kern w:val="0"/>
           <w:sz w:val="32"/>
           <w:szCs w:val="32"/>
-          <w:lang w:val="en-BE" w:eastAsia="en-BE"/>
+          <w:lang w:eastAsia="en-BE"/>
           <w14:ligatures w14:val="none"/>
         </w:rPr>
         <w:t>)</w:t>
@@ -1607,27 +902,7 @@
           <w:lang w:eastAsia="en-BE"/>
           <w14:ligatures w14:val="none"/>
         </w:rPr>
-        <w:t xml:space="preserve">top 25 </w:t>
-      </w:r>
-      <w:proofErr w:type="spellStart"/>
-      <w:r>
-        <w:rPr>
-          <w:rFonts w:ascii="Times New Roman" w:eastAsia="Times New Roman" w:hAnsi="Times New Roman" w:cs="Times New Roman"/>
-          <w:kern w:val="0"/>
-          <w:lang w:eastAsia="en-BE"/>
-          <w14:ligatures w14:val="none"/>
-        </w:rPr>
-        <w:t>invoeren</w:t>
-      </w:r>
-      <w:proofErr w:type="spellEnd"/>
-      <w:r>
-        <w:rPr>
-          <w:rFonts w:ascii="Times New Roman" w:eastAsia="Times New Roman" w:hAnsi="Times New Roman" w:cs="Times New Roman"/>
-          <w:kern w:val="0"/>
-          <w:lang w:eastAsia="en-BE"/>
-          <w14:ligatures w14:val="none"/>
-        </w:rPr>
-        <w:t xml:space="preserve"> </w:t>
+        <w:t xml:space="preserve">top 25 invoeren </w:t>
       </w:r>
     </w:p>
     <w:p>
@@ -1644,45 +919,14 @@
           <w14:ligatures w14:val="none"/>
         </w:rPr>
       </w:pPr>
-      <w:proofErr w:type="spellStart"/>
-      <w:r>
-        <w:rPr>
-          <w:rFonts w:ascii="Times New Roman" w:eastAsia="Times New Roman" w:hAnsi="Times New Roman" w:cs="Times New Roman"/>
-          <w:kern w:val="0"/>
-          <w:lang w:eastAsia="en-BE"/>
-          <w14:ligatures w14:val="none"/>
-        </w:rPr>
-        <w:t>truihouders</w:t>
-      </w:r>
-      <w:proofErr w:type="spellEnd"/>
-      <w:r>
-        <w:rPr>
-          <w:rFonts w:ascii="Times New Roman" w:eastAsia="Times New Roman" w:hAnsi="Times New Roman" w:cs="Times New Roman"/>
-          <w:kern w:val="0"/>
-          <w:lang w:eastAsia="en-BE"/>
-          <w14:ligatures w14:val="none"/>
-        </w:rPr>
-        <w:t xml:space="preserve"> </w:t>
-      </w:r>
-      <w:proofErr w:type="spellStart"/>
-      <w:r>
-        <w:rPr>
-          <w:rFonts w:ascii="Times New Roman" w:eastAsia="Times New Roman" w:hAnsi="Times New Roman" w:cs="Times New Roman"/>
-          <w:kern w:val="0"/>
-          <w:lang w:eastAsia="en-BE"/>
-          <w14:ligatures w14:val="none"/>
-        </w:rPr>
-        <w:t>instellen</w:t>
-      </w:r>
-      <w:proofErr w:type="spellEnd"/>
-      <w:r>
-        <w:rPr>
-          <w:rFonts w:ascii="Times New Roman" w:eastAsia="Times New Roman" w:hAnsi="Times New Roman" w:cs="Times New Roman"/>
-          <w:kern w:val="0"/>
-          <w:lang w:eastAsia="en-BE"/>
-          <w14:ligatures w14:val="none"/>
-        </w:rPr>
-        <w:t xml:space="preserve"> </w:t>
+      <w:r>
+        <w:rPr>
+          <w:rFonts w:ascii="Times New Roman" w:eastAsia="Times New Roman" w:hAnsi="Times New Roman" w:cs="Times New Roman"/>
+          <w:kern w:val="0"/>
+          <w:lang w:eastAsia="en-BE"/>
+          <w14:ligatures w14:val="none"/>
+        </w:rPr>
+        <w:t xml:space="preserve">truihouders instellen </w:t>
       </w:r>
     </w:p>
     <w:p>
@@ -1699,45 +943,14 @@
           <w14:ligatures w14:val="none"/>
         </w:rPr>
       </w:pPr>
-      <w:proofErr w:type="spellStart"/>
-      <w:r>
-        <w:rPr>
-          <w:rFonts w:ascii="Times New Roman" w:eastAsia="Times New Roman" w:hAnsi="Times New Roman" w:cs="Times New Roman"/>
-          <w:kern w:val="0"/>
-          <w:lang w:eastAsia="en-BE"/>
-          <w14:ligatures w14:val="none"/>
-        </w:rPr>
-        <w:t>bonuspunten</w:t>
-      </w:r>
-      <w:proofErr w:type="spellEnd"/>
-      <w:r>
-        <w:rPr>
-          <w:rFonts w:ascii="Times New Roman" w:eastAsia="Times New Roman" w:hAnsi="Times New Roman" w:cs="Times New Roman"/>
-          <w:kern w:val="0"/>
-          <w:lang w:eastAsia="en-BE"/>
-          <w14:ligatures w14:val="none"/>
-        </w:rPr>
-        <w:t xml:space="preserve"> </w:t>
-      </w:r>
-      <w:proofErr w:type="spellStart"/>
-      <w:r>
-        <w:rPr>
-          <w:rFonts w:ascii="Times New Roman" w:eastAsia="Times New Roman" w:hAnsi="Times New Roman" w:cs="Times New Roman"/>
-          <w:kern w:val="0"/>
-          <w:lang w:eastAsia="en-BE"/>
-          <w14:ligatures w14:val="none"/>
-        </w:rPr>
-        <w:t>berekenen</w:t>
-      </w:r>
-      <w:proofErr w:type="spellEnd"/>
-      <w:r>
-        <w:rPr>
-          <w:rFonts w:ascii="Times New Roman" w:eastAsia="Times New Roman" w:hAnsi="Times New Roman" w:cs="Times New Roman"/>
-          <w:kern w:val="0"/>
-          <w:lang w:eastAsia="en-BE"/>
-          <w14:ligatures w14:val="none"/>
-        </w:rPr>
-        <w:t xml:space="preserve"> </w:t>
+      <w:r>
+        <w:rPr>
+          <w:rFonts w:ascii="Times New Roman" w:eastAsia="Times New Roman" w:hAnsi="Times New Roman" w:cs="Times New Roman"/>
+          <w:kern w:val="0"/>
+          <w:lang w:eastAsia="en-BE"/>
+          <w14:ligatures w14:val="none"/>
+        </w:rPr>
+        <w:t xml:space="preserve">bonuspunten berekenen </w:t>
       </w:r>
     </w:p>
     <w:p>
@@ -1751,11 +964,10 @@
           <w:kern w:val="0"/>
           <w:sz w:val="32"/>
           <w:szCs w:val="32"/>
-          <w:lang w:val="en-BE" w:eastAsia="en-BE"/>
-          <w14:ligatures w14:val="none"/>
-        </w:rPr>
-      </w:pPr>
-      <w:proofErr w:type="spellStart"/>
+          <w:lang w:eastAsia="en-BE"/>
+          <w14:ligatures w14:val="none"/>
+        </w:rPr>
+      </w:pPr>
       <w:r>
         <w:rPr>
           <w:rFonts w:ascii="Times New Roman" w:eastAsia="Times New Roman" w:hAnsi="Times New Roman" w:cs="Times New Roman"/>
@@ -1769,7 +981,6 @@
         </w:rPr>
         <w:t>Leaderboard</w:t>
       </w:r>
-      <w:proofErr w:type="spellEnd"/>
       <w:r>
         <w:rPr>
           <w:rFonts w:ascii="Times New Roman" w:eastAsia="Times New Roman" w:hAnsi="Times New Roman" w:cs="Times New Roman"/>
@@ -1778,7 +989,7 @@
           <w:kern w:val="0"/>
           <w:sz w:val="32"/>
           <w:szCs w:val="32"/>
-          <w:lang w:val="en-BE" w:eastAsia="en-BE"/>
+          <w:lang w:eastAsia="en-BE"/>
           <w14:ligatures w14:val="none"/>
         </w:rPr>
         <w:t xml:space="preserve"> (</w:t>
@@ -1793,7 +1004,7 @@
           <w:kern w:val="0"/>
           <w:sz w:val="32"/>
           <w:szCs w:val="32"/>
-          <w:lang w:val="en-BE" w:eastAsia="en-BE"/>
+          <w:lang w:eastAsia="en-BE"/>
           <w14:ligatures w14:val="none"/>
         </w:rPr>
         <w:t>SAID</w:t>
@@ -1806,7 +1017,7 @@
           <w:kern w:val="0"/>
           <w:sz w:val="32"/>
           <w:szCs w:val="32"/>
-          <w:lang w:val="en-BE" w:eastAsia="en-BE"/>
+          <w:lang w:eastAsia="en-BE"/>
           <w14:ligatures w14:val="none"/>
         </w:rPr>
         <w:t>)</w:t>
@@ -1826,25 +1037,14 @@
           <w14:ligatures w14:val="none"/>
         </w:rPr>
       </w:pPr>
-      <w:proofErr w:type="spellStart"/>
-      <w:r>
-        <w:rPr>
-          <w:rFonts w:ascii="Times New Roman" w:eastAsia="Times New Roman" w:hAnsi="Times New Roman" w:cs="Times New Roman"/>
-          <w:kern w:val="0"/>
-          <w:lang w:eastAsia="en-BE"/>
-          <w14:ligatures w14:val="none"/>
-        </w:rPr>
-        <w:t>totaalscores</w:t>
-      </w:r>
-      <w:proofErr w:type="spellEnd"/>
-      <w:r>
-        <w:rPr>
-          <w:rFonts w:ascii="Times New Roman" w:eastAsia="Times New Roman" w:hAnsi="Times New Roman" w:cs="Times New Roman"/>
-          <w:kern w:val="0"/>
-          <w:lang w:eastAsia="en-BE"/>
-          <w14:ligatures w14:val="none"/>
-        </w:rPr>
-        <w:t xml:space="preserve"> </w:t>
+      <w:r>
+        <w:rPr>
+          <w:rFonts w:ascii="Times New Roman" w:eastAsia="Times New Roman" w:hAnsi="Times New Roman" w:cs="Times New Roman"/>
+          <w:kern w:val="0"/>
+          <w:lang w:eastAsia="en-BE"/>
+          <w14:ligatures w14:val="none"/>
+        </w:rPr>
+        <w:t xml:space="preserve">totaalscores </w:t>
       </w:r>
     </w:p>
     <w:p>
@@ -1861,85 +1061,14 @@
           <w14:ligatures w14:val="none"/>
         </w:rPr>
       </w:pPr>
-      <w:proofErr w:type="spellStart"/>
-      <w:r>
-        <w:rPr>
-          <w:rFonts w:ascii="Times New Roman" w:eastAsia="Times New Roman" w:hAnsi="Times New Roman" w:cs="Times New Roman"/>
-          <w:kern w:val="0"/>
-          <w:lang w:eastAsia="en-BE"/>
-          <w14:ligatures w14:val="none"/>
-        </w:rPr>
-        <w:t>sortering</w:t>
-      </w:r>
-      <w:proofErr w:type="spellEnd"/>
-      <w:r>
-        <w:rPr>
-          <w:rFonts w:ascii="Times New Roman" w:eastAsia="Times New Roman" w:hAnsi="Times New Roman" w:cs="Times New Roman"/>
-          <w:kern w:val="0"/>
-          <w:lang w:eastAsia="en-BE"/>
-          <w14:ligatures w14:val="none"/>
-        </w:rPr>
-        <w:t xml:space="preserve"> van </w:t>
-      </w:r>
-      <w:proofErr w:type="spellStart"/>
-      <w:r>
-        <w:rPr>
-          <w:rFonts w:ascii="Times New Roman" w:eastAsia="Times New Roman" w:hAnsi="Times New Roman" w:cs="Times New Roman"/>
-          <w:kern w:val="0"/>
-          <w:lang w:eastAsia="en-BE"/>
-          <w14:ligatures w14:val="none"/>
-        </w:rPr>
-        <w:t>hoog</w:t>
-      </w:r>
-      <w:proofErr w:type="spellEnd"/>
-      <w:r>
-        <w:rPr>
-          <w:rFonts w:ascii="Times New Roman" w:eastAsia="Times New Roman" w:hAnsi="Times New Roman" w:cs="Times New Roman"/>
-          <w:kern w:val="0"/>
-          <w:lang w:eastAsia="en-BE"/>
-          <w14:ligatures w14:val="none"/>
-        </w:rPr>
-        <w:t xml:space="preserve"> </w:t>
-      </w:r>
-      <w:proofErr w:type="spellStart"/>
-      <w:r>
-        <w:rPr>
-          <w:rFonts w:ascii="Times New Roman" w:eastAsia="Times New Roman" w:hAnsi="Times New Roman" w:cs="Times New Roman"/>
-          <w:kern w:val="0"/>
-          <w:lang w:eastAsia="en-BE"/>
-          <w14:ligatures w14:val="none"/>
-        </w:rPr>
-        <w:t>naar</w:t>
-      </w:r>
-      <w:proofErr w:type="spellEnd"/>
-      <w:r>
-        <w:rPr>
-          <w:rFonts w:ascii="Times New Roman" w:eastAsia="Times New Roman" w:hAnsi="Times New Roman" w:cs="Times New Roman"/>
-          <w:kern w:val="0"/>
-          <w:lang w:eastAsia="en-BE"/>
-          <w14:ligatures w14:val="none"/>
-        </w:rPr>
-        <w:t xml:space="preserve"> </w:t>
-      </w:r>
-      <w:proofErr w:type="spellStart"/>
-      <w:r>
-        <w:rPr>
-          <w:rFonts w:ascii="Times New Roman" w:eastAsia="Times New Roman" w:hAnsi="Times New Roman" w:cs="Times New Roman"/>
-          <w:kern w:val="0"/>
-          <w:lang w:eastAsia="en-BE"/>
-          <w14:ligatures w14:val="none"/>
-        </w:rPr>
-        <w:t>laag</w:t>
-      </w:r>
-      <w:proofErr w:type="spellEnd"/>
-      <w:r>
-        <w:rPr>
-          <w:rFonts w:ascii="Times New Roman" w:eastAsia="Times New Roman" w:hAnsi="Times New Roman" w:cs="Times New Roman"/>
-          <w:kern w:val="0"/>
-          <w:lang w:eastAsia="en-BE"/>
-          <w14:ligatures w14:val="none"/>
-        </w:rPr>
-        <w:t xml:space="preserve"> </w:t>
+      <w:r>
+        <w:rPr>
+          <w:rFonts w:ascii="Times New Roman" w:eastAsia="Times New Roman" w:hAnsi="Times New Roman" w:cs="Times New Roman"/>
+          <w:kern w:val="0"/>
+          <w:lang w:eastAsia="en-BE"/>
+          <w14:ligatures w14:val="none"/>
+        </w:rPr>
+        <w:t xml:space="preserve">sortering van hoog naar laag </w:t>
       </w:r>
     </w:p>
     <w:p>
@@ -1956,25 +1085,15 @@
           <w14:ligatures w14:val="none"/>
         </w:rPr>
       </w:pPr>
-      <w:proofErr w:type="spellStart"/>
-      <w:r>
-        <w:rPr>
-          <w:rFonts w:ascii="Times New Roman" w:eastAsia="Times New Roman" w:hAnsi="Times New Roman" w:cs="Times New Roman"/>
-          <w:kern w:val="0"/>
-          <w:lang w:eastAsia="en-BE"/>
-          <w14:ligatures w14:val="none"/>
-        </w:rPr>
-        <w:t>grafiek</w:t>
-      </w:r>
-      <w:proofErr w:type="spellEnd"/>
-      <w:r>
-        <w:rPr>
-          <w:rFonts w:ascii="Times New Roman" w:eastAsia="Times New Roman" w:hAnsi="Times New Roman" w:cs="Times New Roman"/>
-          <w:kern w:val="0"/>
-          <w:lang w:eastAsia="en-BE"/>
-          <w14:ligatures w14:val="none"/>
-        </w:rPr>
-        <w:t xml:space="preserve"> </w:t>
+      <w:r>
+        <w:rPr>
+          <w:rFonts w:ascii="Times New Roman" w:eastAsia="Times New Roman" w:hAnsi="Times New Roman" w:cs="Times New Roman"/>
+          <w:kern w:val="0"/>
+          <w:lang w:eastAsia="en-BE"/>
+          <w14:ligatures w14:val="none"/>
+        </w:rPr>
+        <w:lastRenderedPageBreak/>
+        <w:t xml:space="preserve">grafiek </w:t>
       </w:r>
     </w:p>
     <w:p>
@@ -1992,7 +1111,6 @@
           <w14:ligatures w14:val="none"/>
         </w:rPr>
       </w:pPr>
-      <w:proofErr w:type="spellStart"/>
       <w:r>
         <w:rPr>
           <w:rFonts w:ascii="Times New Roman" w:eastAsia="Times New Roman" w:hAnsi="Times New Roman" w:cs="Times New Roman"/>
@@ -2004,10 +1122,8 @@
           <w:lang w:eastAsia="en-BE"/>
           <w14:ligatures w14:val="none"/>
         </w:rPr>
-        <w:lastRenderedPageBreak/>
         <w:t>Historiek</w:t>
       </w:r>
-      <w:proofErr w:type="spellEnd"/>
     </w:p>
     <w:p>
       <w:pPr>
@@ -2030,27 +1146,7 @@
           <w:lang w:eastAsia="en-BE"/>
           <w14:ligatures w14:val="none"/>
         </w:rPr>
-        <w:t xml:space="preserve">alle </w:t>
-      </w:r>
-      <w:proofErr w:type="spellStart"/>
-      <w:r>
-        <w:rPr>
-          <w:rFonts w:ascii="Times New Roman" w:eastAsia="Times New Roman" w:hAnsi="Times New Roman" w:cs="Times New Roman"/>
-          <w:kern w:val="0"/>
-          <w:lang w:eastAsia="en-BE"/>
-          <w14:ligatures w14:val="none"/>
-        </w:rPr>
-        <w:t>ritten</w:t>
-      </w:r>
-      <w:proofErr w:type="spellEnd"/>
-      <w:r>
-        <w:rPr>
-          <w:rFonts w:ascii="Times New Roman" w:eastAsia="Times New Roman" w:hAnsi="Times New Roman" w:cs="Times New Roman"/>
-          <w:kern w:val="0"/>
-          <w:lang w:eastAsia="en-BE"/>
-          <w14:ligatures w14:val="none"/>
-        </w:rPr>
-        <w:t xml:space="preserve"> </w:t>
+        <w:t xml:space="preserve">alle ritten </w:t>
       </w:r>
     </w:p>
     <w:p>
@@ -2074,27 +1170,7 @@
           <w:lang w:eastAsia="en-BE"/>
           <w14:ligatures w14:val="none"/>
         </w:rPr>
-        <w:t xml:space="preserve">alle </w:t>
-      </w:r>
-      <w:proofErr w:type="spellStart"/>
-      <w:r>
-        <w:rPr>
-          <w:rFonts w:ascii="Times New Roman" w:eastAsia="Times New Roman" w:hAnsi="Times New Roman" w:cs="Times New Roman"/>
-          <w:kern w:val="0"/>
-          <w:lang w:eastAsia="en-BE"/>
-          <w14:ligatures w14:val="none"/>
-        </w:rPr>
-        <w:t>vorige</w:t>
-      </w:r>
-      <w:proofErr w:type="spellEnd"/>
-      <w:r>
-        <w:rPr>
-          <w:rFonts w:ascii="Times New Roman" w:eastAsia="Times New Roman" w:hAnsi="Times New Roman" w:cs="Times New Roman"/>
-          <w:kern w:val="0"/>
-          <w:lang w:eastAsia="en-BE"/>
-          <w14:ligatures w14:val="none"/>
-        </w:rPr>
-        <w:t xml:space="preserve"> scores </w:t>
+        <w:t xml:space="preserve">alle vorige scores </w:t>
       </w:r>
     </w:p>
     <w:p>
@@ -2111,45 +1187,14 @@
           <w14:ligatures w14:val="none"/>
         </w:rPr>
       </w:pPr>
-      <w:proofErr w:type="spellStart"/>
-      <w:r>
-        <w:rPr>
-          <w:rFonts w:ascii="Times New Roman" w:eastAsia="Times New Roman" w:hAnsi="Times New Roman" w:cs="Times New Roman"/>
-          <w:kern w:val="0"/>
-          <w:lang w:eastAsia="en-BE"/>
-          <w14:ligatures w14:val="none"/>
-        </w:rPr>
-        <w:t>detailweergave</w:t>
-      </w:r>
-      <w:proofErr w:type="spellEnd"/>
-      <w:r>
-        <w:rPr>
-          <w:rFonts w:ascii="Times New Roman" w:eastAsia="Times New Roman" w:hAnsi="Times New Roman" w:cs="Times New Roman"/>
-          <w:kern w:val="0"/>
-          <w:lang w:eastAsia="en-BE"/>
-          <w14:ligatures w14:val="none"/>
-        </w:rPr>
-        <w:t xml:space="preserve"> per </w:t>
-      </w:r>
-      <w:proofErr w:type="spellStart"/>
-      <w:r>
-        <w:rPr>
-          <w:rFonts w:ascii="Times New Roman" w:eastAsia="Times New Roman" w:hAnsi="Times New Roman" w:cs="Times New Roman"/>
-          <w:kern w:val="0"/>
-          <w:lang w:eastAsia="en-BE"/>
-          <w14:ligatures w14:val="none"/>
-        </w:rPr>
-        <w:t>rit</w:t>
-      </w:r>
-      <w:proofErr w:type="spellEnd"/>
-      <w:r>
-        <w:rPr>
-          <w:rFonts w:ascii="Times New Roman" w:eastAsia="Times New Roman" w:hAnsi="Times New Roman" w:cs="Times New Roman"/>
-          <w:kern w:val="0"/>
-          <w:lang w:eastAsia="en-BE"/>
-          <w14:ligatures w14:val="none"/>
-        </w:rPr>
-        <w:t xml:space="preserve"> </w:t>
+      <w:r>
+        <w:rPr>
+          <w:rFonts w:ascii="Times New Roman" w:eastAsia="Times New Roman" w:hAnsi="Times New Roman" w:cs="Times New Roman"/>
+          <w:kern w:val="0"/>
+          <w:lang w:eastAsia="en-BE"/>
+          <w14:ligatures w14:val="none"/>
+        </w:rPr>
+        <w:t xml:space="preserve">detailweergave per rit </w:t>
       </w:r>
     </w:p>
     <w:p>
@@ -2167,7 +1212,6 @@
           <w14:ligatures w14:val="none"/>
         </w:rPr>
       </w:pPr>
-      <w:proofErr w:type="spellStart"/>
       <w:r>
         <w:rPr>
           <w:rFonts w:ascii="Times New Roman" w:eastAsia="Times New Roman" w:hAnsi="Times New Roman" w:cs="Times New Roman"/>
@@ -2181,7 +1225,6 @@
         </w:rPr>
         <w:t>Eindafrekening</w:t>
       </w:r>
-      <w:proofErr w:type="spellEnd"/>
     </w:p>
     <w:p>
       <w:pPr>
@@ -2204,27 +1247,7 @@
           <w:lang w:eastAsia="en-BE"/>
           <w14:ligatures w14:val="none"/>
         </w:rPr>
-        <w:t xml:space="preserve">finale </w:t>
-      </w:r>
-      <w:proofErr w:type="spellStart"/>
-      <w:r>
-        <w:rPr>
-          <w:rFonts w:ascii="Times New Roman" w:eastAsia="Times New Roman" w:hAnsi="Times New Roman" w:cs="Times New Roman"/>
-          <w:kern w:val="0"/>
-          <w:lang w:eastAsia="en-BE"/>
-          <w14:ligatures w14:val="none"/>
-        </w:rPr>
-        <w:t>klassementen</w:t>
-      </w:r>
-      <w:proofErr w:type="spellEnd"/>
-      <w:r>
-        <w:rPr>
-          <w:rFonts w:ascii="Times New Roman" w:eastAsia="Times New Roman" w:hAnsi="Times New Roman" w:cs="Times New Roman"/>
-          <w:kern w:val="0"/>
-          <w:lang w:eastAsia="en-BE"/>
-          <w14:ligatures w14:val="none"/>
-        </w:rPr>
-        <w:t xml:space="preserve"> </w:t>
+        <w:t xml:space="preserve">finale klassementen </w:t>
       </w:r>
     </w:p>
     <w:p>
@@ -2241,25 +1264,14 @@
           <w14:ligatures w14:val="none"/>
         </w:rPr>
       </w:pPr>
-      <w:proofErr w:type="spellStart"/>
-      <w:r>
-        <w:rPr>
-          <w:rFonts w:ascii="Times New Roman" w:eastAsia="Times New Roman" w:hAnsi="Times New Roman" w:cs="Times New Roman"/>
-          <w:kern w:val="0"/>
-          <w:lang w:eastAsia="en-BE"/>
-          <w14:ligatures w14:val="none"/>
-        </w:rPr>
-        <w:t>totaalstand</w:t>
-      </w:r>
-      <w:proofErr w:type="spellEnd"/>
-      <w:r>
-        <w:rPr>
-          <w:rFonts w:ascii="Times New Roman" w:eastAsia="Times New Roman" w:hAnsi="Times New Roman" w:cs="Times New Roman"/>
-          <w:kern w:val="0"/>
-          <w:lang w:eastAsia="en-BE"/>
-          <w14:ligatures w14:val="none"/>
-        </w:rPr>
-        <w:t xml:space="preserve"> </w:t>
+      <w:r>
+        <w:rPr>
+          <w:rFonts w:ascii="Times New Roman" w:eastAsia="Times New Roman" w:hAnsi="Times New Roman" w:cs="Times New Roman"/>
+          <w:kern w:val="0"/>
+          <w:lang w:eastAsia="en-BE"/>
+          <w14:ligatures w14:val="none"/>
+        </w:rPr>
+        <w:t xml:space="preserve">totaalstand </w:t>
       </w:r>
     </w:p>
     <w:p>
@@ -2276,45 +1288,14 @@
           <w14:ligatures w14:val="none"/>
         </w:rPr>
       </w:pPr>
-      <w:proofErr w:type="spellStart"/>
-      <w:r>
-        <w:rPr>
-          <w:rFonts w:ascii="Times New Roman" w:eastAsia="Times New Roman" w:hAnsi="Times New Roman" w:cs="Times New Roman"/>
-          <w:kern w:val="0"/>
-          <w:lang w:eastAsia="en-BE"/>
-          <w14:ligatures w14:val="none"/>
-        </w:rPr>
-        <w:t>winnaar</w:t>
-      </w:r>
-      <w:proofErr w:type="spellEnd"/>
-      <w:r>
-        <w:rPr>
-          <w:rFonts w:ascii="Times New Roman" w:eastAsia="Times New Roman" w:hAnsi="Times New Roman" w:cs="Times New Roman"/>
-          <w:kern w:val="0"/>
-          <w:lang w:eastAsia="en-BE"/>
-          <w14:ligatures w14:val="none"/>
-        </w:rPr>
-        <w:t xml:space="preserve"> van de </w:t>
-      </w:r>
-      <w:proofErr w:type="spellStart"/>
-      <w:r>
-        <w:rPr>
-          <w:rFonts w:ascii="Times New Roman" w:eastAsia="Times New Roman" w:hAnsi="Times New Roman" w:cs="Times New Roman"/>
-          <w:kern w:val="0"/>
-          <w:lang w:eastAsia="en-BE"/>
-          <w14:ligatures w14:val="none"/>
-        </w:rPr>
-        <w:t>competitie</w:t>
-      </w:r>
-      <w:proofErr w:type="spellEnd"/>
-      <w:r>
-        <w:rPr>
-          <w:rFonts w:ascii="Times New Roman" w:eastAsia="Times New Roman" w:hAnsi="Times New Roman" w:cs="Times New Roman"/>
-          <w:kern w:val="0"/>
-          <w:lang w:eastAsia="en-BE"/>
-          <w14:ligatures w14:val="none"/>
-        </w:rPr>
-        <w:t xml:space="preserve"> </w:t>
+      <w:r>
+        <w:rPr>
+          <w:rFonts w:ascii="Times New Roman" w:eastAsia="Times New Roman" w:hAnsi="Times New Roman" w:cs="Times New Roman"/>
+          <w:kern w:val="0"/>
+          <w:lang w:eastAsia="en-BE"/>
+          <w14:ligatures w14:val="none"/>
+        </w:rPr>
+        <w:t xml:space="preserve">winnaar van de competitie </w:t>
       </w:r>
     </w:p>
     <w:p>
@@ -2332,7 +1313,6 @@
           <w14:ligatures w14:val="none"/>
         </w:rPr>
       </w:pPr>
-      <w:proofErr w:type="spellStart"/>
       <w:r>
         <w:rPr>
           <w:rFonts w:ascii="Times New Roman" w:eastAsia="Times New Roman" w:hAnsi="Times New Roman" w:cs="Times New Roman"/>
@@ -2346,7 +1326,6 @@
         </w:rPr>
         <w:t>Instellingen</w:t>
       </w:r>
-      <w:proofErr w:type="spellEnd"/>
     </w:p>
     <w:p>
       <w:pPr>
@@ -2362,25 +1341,14 @@
           <w14:ligatures w14:val="none"/>
         </w:rPr>
       </w:pPr>
-      <w:proofErr w:type="spellStart"/>
-      <w:r>
-        <w:rPr>
-          <w:rFonts w:ascii="Times New Roman" w:eastAsia="Times New Roman" w:hAnsi="Times New Roman" w:cs="Times New Roman"/>
-          <w:kern w:val="0"/>
-          <w:lang w:eastAsia="en-BE"/>
-          <w14:ligatures w14:val="none"/>
-        </w:rPr>
-        <w:t>scoresysteem</w:t>
-      </w:r>
-      <w:proofErr w:type="spellEnd"/>
-      <w:r>
-        <w:rPr>
-          <w:rFonts w:ascii="Times New Roman" w:eastAsia="Times New Roman" w:hAnsi="Times New Roman" w:cs="Times New Roman"/>
-          <w:kern w:val="0"/>
-          <w:lang w:eastAsia="en-BE"/>
-          <w14:ligatures w14:val="none"/>
-        </w:rPr>
-        <w:t xml:space="preserve"> 1 / 2 / 3 </w:t>
+      <w:r>
+        <w:rPr>
+          <w:rFonts w:ascii="Times New Roman" w:eastAsia="Times New Roman" w:hAnsi="Times New Roman" w:cs="Times New Roman"/>
+          <w:kern w:val="0"/>
+          <w:lang w:eastAsia="en-BE"/>
+          <w14:ligatures w14:val="none"/>
+        </w:rPr>
+        <w:t xml:space="preserve">scoresysteem 1 / 2 / 3 </w:t>
       </w:r>
     </w:p>
     <w:p>
@@ -2397,25 +1365,14 @@
           <w14:ligatures w14:val="none"/>
         </w:rPr>
       </w:pPr>
-      <w:proofErr w:type="spellStart"/>
-      <w:r>
-        <w:rPr>
-          <w:rFonts w:ascii="Times New Roman" w:eastAsia="Times New Roman" w:hAnsi="Times New Roman" w:cs="Times New Roman"/>
-          <w:kern w:val="0"/>
-          <w:lang w:eastAsia="en-BE"/>
-          <w14:ligatures w14:val="none"/>
-        </w:rPr>
-        <w:t>bonusregels</w:t>
-      </w:r>
-      <w:proofErr w:type="spellEnd"/>
-      <w:r>
-        <w:rPr>
-          <w:rFonts w:ascii="Times New Roman" w:eastAsia="Times New Roman" w:hAnsi="Times New Roman" w:cs="Times New Roman"/>
-          <w:kern w:val="0"/>
-          <w:lang w:eastAsia="en-BE"/>
-          <w14:ligatures w14:val="none"/>
-        </w:rPr>
-        <w:t xml:space="preserve"> </w:t>
+      <w:r>
+        <w:rPr>
+          <w:rFonts w:ascii="Times New Roman" w:eastAsia="Times New Roman" w:hAnsi="Times New Roman" w:cs="Times New Roman"/>
+          <w:kern w:val="0"/>
+          <w:lang w:eastAsia="en-BE"/>
+          <w14:ligatures w14:val="none"/>
+        </w:rPr>
+        <w:t xml:space="preserve">bonusregels </w:t>
       </w:r>
     </w:p>
     <w:p>
@@ -2432,105 +1389,14 @@
           <w14:ligatures w14:val="none"/>
         </w:rPr>
       </w:pPr>
-      <w:proofErr w:type="spellStart"/>
-      <w:r>
-        <w:rPr>
-          <w:rFonts w:ascii="Times New Roman" w:eastAsia="Times New Roman" w:hAnsi="Times New Roman" w:cs="Times New Roman"/>
-          <w:kern w:val="0"/>
-          <w:lang w:eastAsia="en-BE"/>
-          <w14:ligatures w14:val="none"/>
-        </w:rPr>
-        <w:t>aantal</w:t>
-      </w:r>
-      <w:proofErr w:type="spellEnd"/>
-      <w:r>
-        <w:rPr>
-          <w:rFonts w:ascii="Times New Roman" w:eastAsia="Times New Roman" w:hAnsi="Times New Roman" w:cs="Times New Roman"/>
-          <w:kern w:val="0"/>
-          <w:lang w:eastAsia="en-BE"/>
-          <w14:ligatures w14:val="none"/>
-        </w:rPr>
-        <w:t xml:space="preserve"> </w:t>
-      </w:r>
-      <w:proofErr w:type="spellStart"/>
-      <w:r>
-        <w:rPr>
-          <w:rFonts w:ascii="Times New Roman" w:eastAsia="Times New Roman" w:hAnsi="Times New Roman" w:cs="Times New Roman"/>
-          <w:kern w:val="0"/>
-          <w:lang w:eastAsia="en-BE"/>
-          <w14:ligatures w14:val="none"/>
-        </w:rPr>
-        <w:t>actieve</w:t>
-      </w:r>
-      <w:proofErr w:type="spellEnd"/>
-      <w:r>
-        <w:rPr>
-          <w:rFonts w:ascii="Times New Roman" w:eastAsia="Times New Roman" w:hAnsi="Times New Roman" w:cs="Times New Roman"/>
-          <w:kern w:val="0"/>
-          <w:lang w:eastAsia="en-BE"/>
-          <w14:ligatures w14:val="none"/>
-        </w:rPr>
-        <w:t xml:space="preserve"> </w:t>
-      </w:r>
-      <w:proofErr w:type="spellStart"/>
-      <w:r>
-        <w:rPr>
-          <w:rFonts w:ascii="Times New Roman" w:eastAsia="Times New Roman" w:hAnsi="Times New Roman" w:cs="Times New Roman"/>
-          <w:kern w:val="0"/>
-          <w:lang w:eastAsia="en-BE"/>
-          <w14:ligatures w14:val="none"/>
-        </w:rPr>
-        <w:t>renners</w:t>
-      </w:r>
-      <w:proofErr w:type="spellEnd"/>
-      <w:r>
-        <w:rPr>
-          <w:rFonts w:ascii="Times New Roman" w:eastAsia="Times New Roman" w:hAnsi="Times New Roman" w:cs="Times New Roman"/>
-          <w:kern w:val="0"/>
-          <w:lang w:eastAsia="en-BE"/>
-          <w14:ligatures w14:val="none"/>
-        </w:rPr>
-        <w:t xml:space="preserve"> </w:t>
-      </w:r>
-      <w:proofErr w:type="spellStart"/>
-      <w:r>
-        <w:rPr>
-          <w:rFonts w:ascii="Times New Roman" w:eastAsia="Times New Roman" w:hAnsi="Times New Roman" w:cs="Times New Roman"/>
-          <w:kern w:val="0"/>
-          <w:lang w:eastAsia="en-BE"/>
-          <w14:ligatures w14:val="none"/>
-        </w:rPr>
-        <w:t>en</w:t>
-      </w:r>
-      <w:proofErr w:type="spellEnd"/>
-      <w:r>
-        <w:rPr>
-          <w:rFonts w:ascii="Times New Roman" w:eastAsia="Times New Roman" w:hAnsi="Times New Roman" w:cs="Times New Roman"/>
-          <w:kern w:val="0"/>
-          <w:lang w:eastAsia="en-BE"/>
-          <w14:ligatures w14:val="none"/>
-        </w:rPr>
-        <w:t xml:space="preserve"> </w:t>
-      </w:r>
-      <w:proofErr w:type="spellStart"/>
-      <w:r>
-        <w:rPr>
-          <w:rFonts w:ascii="Times New Roman" w:eastAsia="Times New Roman" w:hAnsi="Times New Roman" w:cs="Times New Roman"/>
-          <w:kern w:val="0"/>
-          <w:lang w:eastAsia="en-BE"/>
-          <w14:ligatures w14:val="none"/>
-        </w:rPr>
-        <w:t>bankrenners</w:t>
-      </w:r>
-      <w:proofErr w:type="spellEnd"/>
-      <w:r>
-        <w:rPr>
-          <w:rFonts w:ascii="Times New Roman" w:eastAsia="Times New Roman" w:hAnsi="Times New Roman" w:cs="Times New Roman"/>
-          <w:kern w:val="0"/>
-          <w:lang w:eastAsia="en-BE"/>
-          <w14:ligatures w14:val="none"/>
-        </w:rPr>
-        <w:t xml:space="preserve"> </w:t>
+      <w:r>
+        <w:rPr>
+          <w:rFonts w:ascii="Times New Roman" w:eastAsia="Times New Roman" w:hAnsi="Times New Roman" w:cs="Times New Roman"/>
+          <w:kern w:val="0"/>
+          <w:lang w:eastAsia="en-BE"/>
+          <w14:ligatures w14:val="none"/>
+        </w:rPr>
+        <w:t xml:space="preserve">aantal actieve renners en bankrenners </w:t>
       </w:r>
     </w:p>
     <w:p/>
